--- a/proposal/Sinhala_TTS_Proposal.docx
+++ b/proposal/Sinhala_TTS_Proposal.docx
@@ -202,7 +202,14 @@
         <w:t xml:space="preserve"> </w:t>
       </w:r>
       <w:r>
-        <w:t xml:space="preserve">Kusal Pabasara,</w:t>
+        <w:rPr>
+          <w:iCs/>
+          <w:i/>
+        </w:rPr>
+        <w:t xml:space="preserve">Member 1</w:t>
+      </w:r>
+      <w:r>
+        <w:t xml:space="preserve">,</w:t>
       </w:r>
       <w:r>
         <w:t xml:space="preserve"> </w:t>
@@ -1336,13 +1343,50 @@
       </w:r>
     </w:p>
     <w:bookmarkEnd w:id="32"/>
-    <w:bookmarkStart w:id="33" w:name="work-division-3-members"/>
+    <w:bookmarkStart w:id="33" w:name="Xf3fa6e1c5cedd4dbe8c963e420ff1c798aaa84c"/>
     <w:p>
       <w:pPr>
         <w:pStyle w:val="Heading2"/>
       </w:pPr>
       <w:r>
-        <w:t xml:space="preserve">7. Work Division (3 members)</w:t>
+        <w:t xml:space="preserve">7. Work Division (3 members — equal participation in the data science core)</w:t>
+      </w:r>
+    </w:p>
+    <w:p>
+      <w:pPr>
+        <w:pStyle w:val="FirstParagraph"/>
+      </w:pPr>
+      <w:r>
+        <w:t xml:space="preserve">Since this is a</w:t>
+      </w:r>
+      <w:r>
+        <w:t xml:space="preserve"> </w:t>
+      </w:r>
+      <w:r>
+        <w:rPr>
+          <w:iCs/>
+          <w:i/>
+        </w:rPr>
+        <w:t xml:space="preserve">data science</w:t>
+      </w:r>
+      <w:r>
+        <w:t xml:space="preserve"> </w:t>
+      </w:r>
+      <w:r>
+        <w:t xml:space="preserve">project, the division is by</w:t>
+      </w:r>
+      <w:r>
+        <w:t xml:space="preserve"> </w:t>
+      </w:r>
+      <w:r>
+        <w:rPr>
+          <w:bCs/>
+          <w:b/>
+        </w:rPr>
+        <w:t xml:space="preserve">phase, not by role</w:t>
+      </w:r>
+      <w:r>
+        <w:t xml:space="preserve">: every member works on data engineering, modeling, and evaluation. Within each phase, tasks are split into parallel slices of similar weight so each member owns a complete data-science workflow end to end. Software-engineering tasks (app, deployment) are secondary duties spread across all three.</w:t>
       </w:r>
     </w:p>
     <w:tbl>
@@ -1353,9 +1397,10 @@
         <w:jc w:val="start"/>
       </w:tblPr>
       <w:tblGrid>
-        <w:gridCol w:w="2640"/>
-        <w:gridCol w:w="2640"/>
-        <w:gridCol w:w="2640"/>
+        <w:gridCol w:w="1980"/>
+        <w:gridCol w:w="1980"/>
+        <w:gridCol w:w="1980"/>
+        <w:gridCol w:w="1980"/>
       </w:tblGrid>
       <w:tr>
         <w:trPr>
@@ -1369,31 +1414,43 @@
               <w:jc w:val="left"/>
             </w:pPr>
             <w:r>
-              <w:t xml:space="preserve">Member</w:t>
-            </w:r>
-          </w:p>
-        </w:tc>
-        <w:tc>
-          <w:tcPr/>
-          <w:p>
-            <w:pPr>
-              <w:pStyle w:val="Compact"/>
-              <w:jc w:val="left"/>
-            </w:pPr>
-            <w:r>
-              <w:t xml:space="preserve">Role</w:t>
-            </w:r>
-          </w:p>
-        </w:tc>
-        <w:tc>
-          <w:tcPr/>
-          <w:p>
-            <w:pPr>
-              <w:pStyle w:val="Compact"/>
-              <w:jc w:val="left"/>
-            </w:pPr>
-            <w:r>
-              <w:t xml:space="preserve">Responsibilities</w:t>
+              <w:t xml:space="preserve">Phase (all members participate)</w:t>
+            </w:r>
+          </w:p>
+        </w:tc>
+        <w:tc>
+          <w:tcPr/>
+          <w:p>
+            <w:pPr>
+              <w:pStyle w:val="Compact"/>
+              <w:jc w:val="left"/>
+            </w:pPr>
+            <w:r>
+              <w:t xml:space="preserve">Member 1</w:t>
+            </w:r>
+          </w:p>
+        </w:tc>
+        <w:tc>
+          <w:tcPr/>
+          <w:p>
+            <w:pPr>
+              <w:pStyle w:val="Compact"/>
+              <w:jc w:val="left"/>
+            </w:pPr>
+            <w:r>
+              <w:t xml:space="preserve">Member 2</w:t>
+            </w:r>
+          </w:p>
+        </w:tc>
+        <w:tc>
+          <w:tcPr/>
+          <w:p>
+            <w:pPr>
+              <w:pStyle w:val="Compact"/>
+              <w:jc w:val="left"/>
+            </w:pPr>
+            <w:r>
+              <w:t xml:space="preserve">Member 3</w:t>
             </w:r>
           </w:p>
         </w:tc>
@@ -1411,37 +1468,52 @@
                 <w:bCs/>
                 <w:b/>
               </w:rPr>
-              <w:t xml:space="preserve">Member A — Data &amp; Evaluation Lead</w:t>
-            </w:r>
-            <w:r>
-              <w:t xml:space="preserve"> </w:t>
-            </w:r>
-            <w:r>
-              <w:t xml:space="preserve">(Kusal)</w:t>
-            </w:r>
-          </w:p>
-        </w:tc>
-        <w:tc>
-          <w:tcPr/>
-          <w:p>
-            <w:pPr>
-              <w:pStyle w:val="Compact"/>
-              <w:jc w:val="left"/>
-            </w:pPr>
-            <w:r>
-              <w:t xml:space="preserve">Data engineering + evaluation</w:t>
-            </w:r>
-          </w:p>
-        </w:tc>
-        <w:tc>
-          <w:tcPr/>
-          <w:p>
-            <w:pPr>
-              <w:pStyle w:val="Compact"/>
-              <w:jc w:val="left"/>
-            </w:pPr>
-            <w:r>
-              <w:t xml:space="preserve">Dataset acquisition/preprocessing pipeline; corpus statistics &amp; data report; MOS study design and execution; Whisper-WER evaluation harness; data/licensing documentation</w:t>
+              <w:t xml:space="preserve">Data collection &amp; preprocessing</w:t>
+            </w:r>
+          </w:p>
+        </w:tc>
+        <w:tc>
+          <w:tcPr/>
+          <w:p>
+            <w:pPr>
+              <w:pStyle w:val="Compact"/>
+              <w:jc w:val="left"/>
+            </w:pPr>
+            <w:r>
+              <w:t xml:space="preserve">pnfo corpus: cleaning, resampling, splits, corpus statistics</w:t>
+            </w:r>
+          </w:p>
+        </w:tc>
+        <w:tc>
+          <w:tcPr/>
+          <w:p>
+            <w:pPr>
+              <w:pStyle w:val="Compact"/>
+              <w:jc w:val="left"/>
+            </w:pPr>
+            <w:r>
+              <w:t xml:space="preserve">SLR30 + SafnasKaldeen: transcript matching, multi-speaker preprocessing</w:t>
+            </w:r>
+          </w:p>
+        </w:tc>
+        <w:tc>
+          <w:tcPr/>
+          <w:p>
+            <w:pPr>
+              <w:pStyle w:val="Compact"/>
+              <w:jc w:val="left"/>
+            </w:pPr>
+            <w:r>
+              <w:t xml:space="preserve">SLR52: large-scale filtering; FLEURS eval set; text-normalization data (</w:t>
+            </w:r>
+            <w:r>
+              <w:rPr>
+                <w:rStyle w:val="VerbatimChar"/>
+              </w:rPr>
+              <w:t xml:space="preserve">sinhala.grm</w:t>
+            </w:r>
+            <w:r>
+              <w:t xml:space="preserve">, Dakshina)</w:t>
             </w:r>
           </w:p>
         </w:tc>
@@ -1459,31 +1531,43 @@
                 <w:bCs/>
                 <w:b/>
               </w:rPr>
-              <w:t xml:space="preserve">Member B — Modeling Lead</w:t>
-            </w:r>
-          </w:p>
-        </w:tc>
-        <w:tc>
-          <w:tcPr/>
-          <w:p>
-            <w:pPr>
-              <w:pStyle w:val="Compact"/>
-              <w:jc w:val="left"/>
-            </w:pPr>
-            <w:r>
-              <w:t xml:space="preserve">ML training</w:t>
-            </w:r>
-          </w:p>
-        </w:tc>
-        <w:tc>
-          <w:tcPr/>
-          <w:p>
-            <w:pPr>
-              <w:pStyle w:val="Compact"/>
-              <w:jc w:val="left"/>
-            </w:pPr>
-            <w:r>
-              <w:t xml:space="preserve">VITS fine-tuning/training; F5-TTS fine-tuning; baseline reproduction (dialoglk, pnfo checkpoints); training infrastructure (GPU environment, experiment tracking); model selection</w:t>
+              <w:t xml:space="preserve">Exploratory data analysis</w:t>
+            </w:r>
+          </w:p>
+        </w:tc>
+        <w:tc>
+          <w:tcPr/>
+          <w:p>
+            <w:pPr>
+              <w:pStyle w:val="Compact"/>
+              <w:jc w:val="left"/>
+            </w:pPr>
+            <w:r>
+              <w:t xml:space="preserve">Audio quality &amp; duration distributions</w:t>
+            </w:r>
+          </w:p>
+        </w:tc>
+        <w:tc>
+          <w:tcPr/>
+          <w:p>
+            <w:pPr>
+              <w:pStyle w:val="Compact"/>
+              <w:jc w:val="left"/>
+            </w:pPr>
+            <w:r>
+              <w:t xml:space="preserve">Speaker/gender coverage, phonetic coverage analysis</w:t>
+            </w:r>
+          </w:p>
+        </w:tc>
+        <w:tc>
+          <w:tcPr/>
+          <w:p>
+            <w:pPr>
+              <w:pStyle w:val="Compact"/>
+              <w:jc w:val="left"/>
+            </w:pPr>
+            <w:r>
+              <w:t xml:space="preserve">Text statistics: rare syllables, loanwords, numbers frequency</w:t>
             </w:r>
           </w:p>
         </w:tc>
@@ -1501,43 +1585,43 @@
                 <w:bCs/>
                 <w:b/>
               </w:rPr>
-              <w:t xml:space="preserve">Member C — Frontend &amp; Application Lead</w:t>
-            </w:r>
-          </w:p>
-        </w:tc>
-        <w:tc>
-          <w:tcPr/>
-          <w:p>
-            <w:pPr>
-              <w:pStyle w:val="Compact"/>
-              <w:jc w:val="left"/>
-            </w:pPr>
-            <w:r>
-              <w:t xml:space="preserve">TTS frontend + product</w:t>
-            </w:r>
-          </w:p>
-        </w:tc>
-        <w:tc>
-          <w:tcPr/>
-          <w:p>
-            <w:pPr>
-              <w:pStyle w:val="Compact"/>
-              <w:jc w:val="left"/>
-            </w:pPr>
-            <w:r>
-              <w:t xml:space="preserve">Sinhala text normalization module (adapting</w:t>
-            </w:r>
-            <w:r>
-              <w:t xml:space="preserve"> </w:t>
-            </w:r>
-            <w:r>
-              <w:rPr>
-                <w:rStyle w:val="VerbatimChar"/>
-              </w:rPr>
-              <w:t xml:space="preserve">sinhala.grm</w:t>
-            </w:r>
-            <w:r>
-              <w:t xml:space="preserve">); Singlish transliteration input; web application (API + UI); demo deployment; latency/robustness testing</w:t>
+              <w:t xml:space="preserve">Modeling</w:t>
+            </w:r>
+          </w:p>
+        </w:tc>
+        <w:tc>
+          <w:tcPr/>
+          <w:p>
+            <w:pPr>
+              <w:pStyle w:val="Compact"/>
+              <w:jc w:val="left"/>
+            </w:pPr>
+            <w:r>
+              <w:t xml:space="preserve">VITS fine-tuning on pnfo male voice</w:t>
+            </w:r>
+          </w:p>
+        </w:tc>
+        <w:tc>
+          <w:tcPr/>
+          <w:p>
+            <w:pPr>
+              <w:pStyle w:val="Compact"/>
+              <w:jc w:val="left"/>
+            </w:pPr>
+            <w:r>
+              <w:t xml:space="preserve">F5-TTS fine-tuning + comparison</w:t>
+            </w:r>
+          </w:p>
+        </w:tc>
+        <w:tc>
+          <w:tcPr/>
+          <w:p>
+            <w:pPr>
+              <w:pStyle w:val="Compact"/>
+              <w:jc w:val="left"/>
+            </w:pPr>
+            <w:r>
+              <w:t xml:space="preserve">Multi-speaker VITS experiments + reproducing the 3 published baselines</w:t>
             </w:r>
           </w:p>
         </w:tc>
@@ -1555,31 +1639,151 @@
                 <w:bCs/>
                 <w:b/>
               </w:rPr>
-              <w:t xml:space="preserve">All</w:t>
-            </w:r>
-          </w:p>
-        </w:tc>
-        <w:tc>
-          <w:tcPr/>
-          <w:p>
-            <w:pPr>
-              <w:pStyle w:val="Compact"/>
-              <w:jc w:val="left"/>
-            </w:pPr>
-            <w:r>
-              <w:t xml:space="preserve">Shared</w:t>
-            </w:r>
-          </w:p>
-        </w:tc>
-        <w:tc>
-          <w:tcPr/>
-          <w:p>
-            <w:pPr>
-              <w:pStyle w:val="Compact"/>
-              <w:jc w:val="left"/>
-            </w:pPr>
-            <w:r>
-              <w:t xml:space="preserve">Weekly mentor meetings; literature review; paper writing (each member writes their own sections); final report &amp; presentation</w:t>
+              <w:t xml:space="preserve">Evaluation</w:t>
+            </w:r>
+          </w:p>
+        </w:tc>
+        <w:tc>
+          <w:tcPr/>
+          <w:p>
+            <w:pPr>
+              <w:pStyle w:val="Compact"/>
+              <w:jc w:val="left"/>
+            </w:pPr>
+            <w:r>
+              <w:t xml:space="preserve">Whisper-WER automatic evaluation harness</w:t>
+            </w:r>
+          </w:p>
+        </w:tc>
+        <w:tc>
+          <w:tcPr/>
+          <w:p>
+            <w:pPr>
+              <w:pStyle w:val="Compact"/>
+              <w:jc w:val="left"/>
+            </w:pPr>
+            <w:r>
+              <w:t xml:space="preserve">MOS study design, rater recruitment, execution</w:t>
+            </w:r>
+          </w:p>
+        </w:tc>
+        <w:tc>
+          <w:tcPr/>
+          <w:p>
+            <w:pPr>
+              <w:pStyle w:val="Compact"/>
+              <w:jc w:val="left"/>
+            </w:pPr>
+            <w:r>
+              <w:t xml:space="preserve">Error analysis (numbers, loanwords, rare syllables) + statistical significance testing</w:t>
+            </w:r>
+          </w:p>
+        </w:tc>
+      </w:tr>
+      <w:tr>
+        <w:tc>
+          <w:tcPr/>
+          <w:p>
+            <w:pPr>
+              <w:pStyle w:val="Compact"/>
+              <w:jc w:val="left"/>
+            </w:pPr>
+            <w:r>
+              <w:rPr>
+                <w:bCs/>
+                <w:b/>
+              </w:rPr>
+              <w:t xml:space="preserve">Application (secondary)</w:t>
+            </w:r>
+          </w:p>
+        </w:tc>
+        <w:tc>
+          <w:tcPr/>
+          <w:p>
+            <w:pPr>
+              <w:pStyle w:val="Compact"/>
+              <w:jc w:val="left"/>
+            </w:pPr>
+            <w:r>
+              <w:t xml:space="preserve">Inference API backend</w:t>
+            </w:r>
+          </w:p>
+        </w:tc>
+        <w:tc>
+          <w:tcPr/>
+          <w:p>
+            <w:pPr>
+              <w:pStyle w:val="Compact"/>
+              <w:jc w:val="left"/>
+            </w:pPr>
+            <w:r>
+              <w:t xml:space="preserve">Model serving &amp; frontend-model integration</w:t>
+            </w:r>
+          </w:p>
+        </w:tc>
+        <w:tc>
+          <w:tcPr/>
+          <w:p>
+            <w:pPr>
+              <w:pStyle w:val="Compact"/>
+              <w:jc w:val="left"/>
+            </w:pPr>
+            <w:r>
+              <w:t xml:space="preserve">Web UI + demo deployment</w:t>
+            </w:r>
+          </w:p>
+        </w:tc>
+      </w:tr>
+      <w:tr>
+        <w:tc>
+          <w:tcPr/>
+          <w:p>
+            <w:pPr>
+              <w:pStyle w:val="Compact"/>
+              <w:jc w:val="left"/>
+            </w:pPr>
+            <w:r>
+              <w:rPr>
+                <w:bCs/>
+                <w:b/>
+              </w:rPr>
+              <w:t xml:space="preserve">Paper &amp; report</w:t>
+            </w:r>
+          </w:p>
+        </w:tc>
+        <w:tc>
+          <w:tcPr/>
+          <w:p>
+            <w:pPr>
+              <w:pStyle w:val="Compact"/>
+              <w:jc w:val="left"/>
+            </w:pPr>
+            <w:r>
+              <w:t xml:space="preserve">Data &amp; experimental-setup sections</w:t>
+            </w:r>
+          </w:p>
+        </w:tc>
+        <w:tc>
+          <w:tcPr/>
+          <w:p>
+            <w:pPr>
+              <w:pStyle w:val="Compact"/>
+              <w:jc w:val="left"/>
+            </w:pPr>
+            <w:r>
+              <w:t xml:space="preserve">Modeling &amp; results sections</w:t>
+            </w:r>
+          </w:p>
+        </w:tc>
+        <w:tc>
+          <w:tcPr/>
+          <w:p>
+            <w:pPr>
+              <w:pStyle w:val="Compact"/>
+              <w:jc w:val="left"/>
+            </w:pPr>
+            <w:r>
+              <w:t xml:space="preserve">Evaluation, error-analysis &amp; related-work sections</w:t>
             </w:r>
           </w:p>
         </w:tc>
@@ -1590,20 +1794,20 @@
         <w:pStyle w:val="BodyText"/>
       </w:pPr>
       <w:r>
-        <w:t xml:space="preserve">Ownership is by</w:t>
+        <w:t xml:space="preserve">Members pair on blockers across slices, and slice assignments can be swapped by agreement — the constraint is that</w:t>
       </w:r>
       <w:r>
         <w:t xml:space="preserve"> </w:t>
       </w:r>
       <w:r>
         <w:rPr>
-          <w:iCs/>
-          <w:i/>
+          <w:bCs/>
+          <w:b/>
         </w:rPr>
-        <w:t xml:space="preserve">deliverable</w:t>
-      </w:r>
-      <w:r>
-        <w:t xml:space="preserve">, but members are expected to pair on blockers (e.g., B+C on integrating the frontend with the model, A+B on data ablation experiments).</w:t>
+        <w:t xml:space="preserve">each member ends the project having done data work, model training, and evaluation</w:t>
+      </w:r>
+      <w:r>
+        <w:t xml:space="preserve">, which is also what each of us should be able to defend at the viva.</w:t>
       </w:r>
     </w:p>
     <w:bookmarkEnd w:id="33"/>

--- a/proposal/Sinhala_TTS_Proposal.docx
+++ b/proposal/Sinhala_TTS_Proposal.docx
@@ -4,139 +4,52 @@
   <w:body>
     <w:p>
       <w:pPr>
-        <w:pStyle w:val="Title"/>
-      </w:pPr>
-      <w:r>
-        <w:t xml:space="preserve">Project</w:t>
-      </w:r>
-      <w:r>
-        <w:t xml:space="preserve"> </w:t>
-      </w:r>
-      <w:r>
-        <w:t xml:space="preserve">Proposal:</w:t>
-      </w:r>
-      <w:r>
-        <w:t xml:space="preserve"> </w:t>
-      </w:r>
-      <w:r>
-        <w:t xml:space="preserve">A</w:t>
-      </w:r>
-      <w:r>
-        <w:t xml:space="preserve"> </w:t>
-      </w:r>
-      <w:r>
-        <w:t xml:space="preserve">Neural</w:t>
-      </w:r>
-      <w:r>
-        <w:t xml:space="preserve"> </w:t>
-      </w:r>
-      <w:r>
-        <w:t xml:space="preserve">Text-to-Speech</w:t>
-      </w:r>
-      <w:r>
-        <w:t xml:space="preserve"> </w:t>
-      </w:r>
-      <w:r>
-        <w:t xml:space="preserve">System</w:t>
-      </w:r>
-      <w:r>
-        <w:t xml:space="preserve"> </w:t>
-      </w:r>
-      <w:r>
-        <w:t xml:space="preserve">for</w:t>
-      </w:r>
-      <w:r>
-        <w:t xml:space="preserve"> </w:t>
-      </w:r>
-      <w:r>
-        <w:t xml:space="preserve">Sinhala</w:t>
-      </w:r>
-    </w:p>
-    <w:p>
-      <w:pPr>
-        <w:pStyle w:val="Subtitle"/>
-      </w:pPr>
-      <w:r>
-        <w:t xml:space="preserve">DSE</w:t>
-      </w:r>
-      <w:r>
-        <w:t xml:space="preserve"> </w:t>
-      </w:r>
-      <w:r>
-        <w:t xml:space="preserve">Project</w:t>
-      </w:r>
-      <w:r>
-        <w:t xml:space="preserve"> </w:t>
-      </w:r>
-      <w:r>
-        <w:t xml:space="preserve">—</w:t>
-      </w:r>
-      <w:r>
-        <w:t xml:space="preserve"> </w:t>
-      </w:r>
-      <w:r>
-        <w:t xml:space="preserve">Group</w:t>
-      </w:r>
-      <w:r>
-        <w:t xml:space="preserve"> </w:t>
-      </w:r>
-      <w:r>
-        <w:t xml:space="preserve">18</w:t>
-      </w:r>
-    </w:p>
-    <w:p>
-      <w:pPr>
-        <w:pStyle w:val="Date"/>
-      </w:pPr>
-      <w:r>
-        <w:t xml:space="preserve">12</w:t>
-      </w:r>
-      <w:r>
-        <w:t xml:space="preserve"> </w:t>
-      </w:r>
-      <w:r>
-        <w:t xml:space="preserve">July</w:t>
-      </w:r>
-      <w:r>
-        <w:t xml:space="preserve"> </w:t>
-      </w:r>
-      <w:r>
-        <w:t xml:space="preserve">2026</w:t>
-      </w:r>
-    </w:p>
-    <w:sdt>
-      <w:sdtPr>
-        <w:docPartObj>
-          <w:docPartGallery w:val="Table of Contents"/>
-          <w:docPartUnique/>
-        </w:docPartObj>
-      </w:sdtPr>
-      <w:sdtContent>
-        <w:p>
-          <w:pPr>
-            <w:pStyle w:val="TOCHeading"/>
-          </w:pPr>
-          <w:r>
-            <w:t xml:space="preserve">Table of Contents</w:t>
-          </w:r>
-        </w:p>
-        <w:p>
-          <w:r>
-            <w:fldChar w:fldCharType="begin" w:dirty="true"/>
-            <w:instrText xml:space="preserve">TOC \o "1-3" \h \z \u</w:instrText>
-            <w:fldChar w:fldCharType="separate"/>
-            <w:fldChar w:fldCharType="end"/>
-          </w:r>
-        </w:p>
-      </w:sdtContent>
-    </w:sdt>
-    <w:bookmarkStart w:id="38" w:name="X845baa5cc659df5cde3566e8b1f0e6f00917a40"/>
+        <w:pStyle w:val="FirstParagraph"/>
+      </w:pPr>
+      <w:r>
+        <w:rPr>
+          <w:iCs/>
+          <w:i/>
+        </w:rPr>
+        <w:t xml:space="preserve">In22-S5-CS3501 Data Science and Engineering Project</w:t>
+      </w:r>
+      <w:r>
+        <w:t xml:space="preserve"> </w:t>
+      </w:r>
+      <w:r>
+        <w:rPr>
+          <w:iCs/>
+          <w:i/>
+        </w:rPr>
+        <w:t xml:space="preserve">Department of Computer Science and Engineering</w:t>
+      </w:r>
+      <w:r>
+        <w:t xml:space="preserve"> </w:t>
+      </w:r>
+      <w:r>
+        <w:rPr>
+          <w:iCs/>
+          <w:i/>
+        </w:rPr>
+        <w:t xml:space="preserve">University of Moratuwa</w:t>
+      </w:r>
+    </w:p>
+    <w:bookmarkStart w:id="21" w:name="Xc78f147d4154ca4634b9b12290c4a613468cf25"/>
     <w:p>
       <w:pPr>
         <w:pStyle w:val="Heading1"/>
       </w:pPr>
       <w:r>
-        <w:t xml:space="preserve">Project Proposal: A Neural Text-to-Speech System for Sinhala</w:t>
+        <w:t xml:space="preserve">A Neural Text-to-Speech Application for Sinhala</w:t>
+      </w:r>
+    </w:p>
+    <w:bookmarkStart w:id="20" w:name="X4928bb2825fb325878f5bfd2da61052d29f5fc5"/>
+    <w:p>
+      <w:pPr>
+        <w:pStyle w:val="Heading2"/>
+      </w:pPr>
+      <w:r>
+        <w:t xml:space="preserve">Building, fine-tuning and systematically evaluating open Sinhala speech synthesis</w:t>
       </w:r>
     </w:p>
     <w:p>
@@ -148,175 +61,7 @@
           <w:bCs/>
           <w:b/>
         </w:rPr>
-        <w:t xml:space="preserve">Module:</w:t>
-      </w:r>
-      <w:r>
-        <w:t xml:space="preserve"> </w:t>
-      </w:r>
-      <w:r>
-        <w:t xml:space="preserve">Data Science &amp; Engineering Project</w:t>
-      </w:r>
-      <w:r>
-        <w:t xml:space="preserve"> </w:t>
-      </w:r>
-      <w:r>
-        <w:rPr>
-          <w:bCs/>
-          <w:b/>
-        </w:rPr>
-        <w:t xml:space="preserve">Group:</w:t>
-      </w:r>
-      <w:r>
-        <w:t xml:space="preserve"> </w:t>
-      </w:r>
-      <w:r>
-        <w:t xml:space="preserve">18</w:t>
-      </w:r>
-      <w:r>
-        <w:t xml:space="preserve"> </w:t>
-      </w:r>
-      <w:r>
-        <w:rPr>
-          <w:bCs/>
-          <w:b/>
-        </w:rPr>
-        <w:t xml:space="preserve">Mentor:</w:t>
-      </w:r>
-      <w:r>
-        <w:t xml:space="preserve"> </w:t>
-      </w:r>
-      <w:r>
-        <w:t xml:space="preserve">Dr. Buddhika (buddhika@cse.mrt.ac.lk)</w:t>
-      </w:r>
-      <w:r>
-        <w:t xml:space="preserve"> </w:t>
-      </w:r>
-      <w:r>
-        <w:rPr>
-          <w:bCs/>
-          <w:b/>
-        </w:rPr>
-        <w:t xml:space="preserve">Members:</w:t>
-      </w:r>
-      <w:r>
-        <w:t xml:space="preserve"> </w:t>
-      </w:r>
-      <w:r>
-        <w:rPr>
-          <w:iCs/>
-          <w:i/>
-        </w:rPr>
-        <w:t xml:space="preserve">Member 1</w:t>
-      </w:r>
-      <w:r>
-        <w:t xml:space="preserve">,</w:t>
-      </w:r>
-      <w:r>
-        <w:t xml:space="preserve"> </w:t>
-      </w:r>
-      <w:r>
-        <w:rPr>
-          <w:iCs/>
-          <w:i/>
-        </w:rPr>
-        <w:t xml:space="preserve">Member 2</w:t>
-      </w:r>
-      <w:r>
-        <w:t xml:space="preserve">,</w:t>
-      </w:r>
-      <w:r>
-        <w:t xml:space="preserve"> </w:t>
-      </w:r>
-      <w:r>
-        <w:rPr>
-          <w:iCs/>
-          <w:i/>
-        </w:rPr>
-        <w:t xml:space="preserve">Member 3</w:t>
-      </w:r>
-      <w:r>
-        <w:t xml:space="preserve"> </w:t>
-      </w:r>
-      <w:r>
-        <w:rPr>
-          <w:iCs/>
-          <w:i/>
-        </w:rPr>
-        <w:t xml:space="preserve">(fill in names/index numbers)</w:t>
-      </w:r>
-    </w:p>
-    <w:p>
-      <w:r>
-        <w:pict>
-          <v:rect style="width:0;height:1.5pt" o:hralign="center" o:hrstd="t" o:hr="t"/>
-        </w:pict>
-      </w:r>
-    </w:p>
-    <w:bookmarkStart w:id="20" w:name="overview"/>
-    <w:p>
-      <w:pPr>
-        <w:pStyle w:val="Heading2"/>
-      </w:pPr>
-      <w:r>
-        <w:t xml:space="preserve">1. Overview</w:t>
-      </w:r>
-    </w:p>
-    <w:p>
-      <w:pPr>
-        <w:pStyle w:val="FirstParagraph"/>
-      </w:pPr>
-      <w:r>
-        <w:t xml:space="preserve">We propose to build a working neural Text-to-Speech (TTS) application for Sinhala: a system that converts written Sinhala text into natural-sounding speech, delivered as a web application, with speech quality evaluated against all publicly available Sinhala TTS baselines. The expected outcomes match the mentor’s brief:</w:t>
-      </w:r>
-      <w:r>
-        <w:t xml:space="preserve"> </w:t>
-      </w:r>
-      <w:r>
-        <w:rPr>
-          <w:bCs/>
-          <w:b/>
-        </w:rPr>
-        <w:t xml:space="preserve">(primary)</w:t>
-      </w:r>
-      <w:r>
-        <w:t xml:space="preserve"> </w:t>
-      </w:r>
-      <w:r>
-        <w:t xml:space="preserve">a working Sinhala TTS application and</w:t>
-      </w:r>
-      <w:r>
-        <w:t xml:space="preserve"> </w:t>
-      </w:r>
-      <w:r>
-        <w:rPr>
-          <w:bCs/>
-          <w:b/>
-        </w:rPr>
-        <w:t xml:space="preserve">(secondary)</w:t>
-      </w:r>
-      <w:r>
-        <w:t xml:space="preserve"> </w:t>
-      </w:r>
-      <w:r>
-        <w:t xml:space="preserve">a research publication based on the work.</w:t>
-      </w:r>
-    </w:p>
-    <w:bookmarkEnd w:id="20"/>
-    <w:bookmarkStart w:id="21" w:name="problem-statement-motivation"/>
-    <w:p>
-      <w:pPr>
-        <w:pStyle w:val="Heading2"/>
-      </w:pPr>
-      <w:r>
-        <w:t xml:space="preserve">2. Problem Statement &amp; Motivation</w:t>
-      </w:r>
-    </w:p>
-    <w:p>
-      <w:pPr>
-        <w:pStyle w:val="FirstParagraph"/>
-      </w:pPr>
-      <w:r>
-        <w:t xml:space="preserve">Sinhala is spoken by ~17 million people yet remains a low-resource language for speech technology. Our preliminary investigation (July 2026) verified a striking gap:</w:t>
+        <w:t xml:space="preserve">Team Members:</w:t>
       </w:r>
     </w:p>
     <w:p>
@@ -329,41 +74,10 @@
       </w:pPr>
       <w:r>
         <w:rPr>
-          <w:bCs/>
-          <w:b/>
-        </w:rPr>
-        <w:t xml:space="preserve">Meta’s MMS-TTS project covers 1,100+ languages but skips Sinhala entirely</w:t>
-      </w:r>
-      <w:r>
-        <w:t xml:space="preserve"> </w:t>
-      </w:r>
-      <w:r>
-        <w:t xml:space="preserve">(</w:t>
-      </w:r>
-      <w:r>
-        <w:rPr>
-          <w:rStyle w:val="VerbatimChar"/>
-        </w:rPr>
-        <w:t xml:space="preserve">facebook/mms-tts-sin</w:t>
-      </w:r>
-      <w:r>
-        <w:t xml:space="preserve"> </w:t>
-      </w:r>
-      <w:r>
-        <w:t xml:space="preserve">does not exist; MMS supports Sinhala only for speech</w:t>
-      </w:r>
-      <w:r>
-        <w:t xml:space="preserve"> </w:t>
-      </w:r>
-      <w:r>
-        <w:rPr>
           <w:iCs/>
           <w:i/>
         </w:rPr>
-        <w:t xml:space="preserve">recognition</w:t>
-      </w:r>
-      <w:r>
-        <w:t xml:space="preserve">).</w:t>
+        <w:t xml:space="preserve">Member 1 — name &amp; index no.</w:t>
       </w:r>
     </w:p>
     <w:p>
@@ -375,23 +89,11 @@
         <w:pStyle w:val="Compact"/>
       </w:pPr>
       <w:r>
-        <w:t xml:space="preserve">Large multilingual TTS corpora (CMU Wilderness, OpenBibleTTS) contain</w:t>
-      </w:r>
-      <w:r>
-        <w:t xml:space="preserve"> </w:t>
-      </w:r>
-      <w:r>
-        <w:rPr>
-          <w:bCs/>
-          <w:b/>
-        </w:rPr>
-        <w:t xml:space="preserve">no Sinhala</w:t>
-      </w:r>
-      <w:r>
-        <w:t xml:space="preserve"> </w:t>
-      </w:r>
-      <w:r>
-        <w:t xml:space="preserve">— we checked their full language lists.</w:t>
+        <w:rPr>
+          <w:iCs/>
+          <w:i/>
+        </w:rPr>
+        <w:t xml:space="preserve">Member 2 — name &amp; index no.</w:t>
       </w:r>
     </w:p>
     <w:p>
@@ -403,66 +105,131 @@
         <w:pStyle w:val="Compact"/>
       </w:pPr>
       <w:r>
-        <w:t xml:space="preserve">Mozilla Common Voice has effectively</w:t>
-      </w:r>
-      <w:r>
-        <w:t xml:space="preserve"> </w:t>
-      </w:r>
-      <w:r>
-        <w:rPr>
+        <w:rPr>
+          <w:iCs/>
+          <w:i/>
+        </w:rPr>
+        <w:t xml:space="preserve">Member 3 — name &amp; index no.</w:t>
+      </w:r>
+    </w:p>
+    <w:p>
+      <w:pPr>
+        <w:pStyle w:val="FirstParagraph"/>
+      </w:pPr>
+      <w:r>
+        <w:rPr>
+          <w:iCs/>
+          <w:i/>
           <w:bCs/>
           <w:b/>
         </w:rPr>
-        <w:t xml:space="preserve">no usable Sinhala data</w:t>
-      </w:r>
-      <w:r>
-        <w:t xml:space="preserve"> </w:t>
-      </w:r>
-      <w:r>
-        <w:t xml:space="preserve">(59 unvalidated clips, 0.4 h, 1 speaker).</w:t>
-      </w:r>
-    </w:p>
-    <w:p>
-      <w:pPr>
-        <w:numPr>
-          <w:ilvl w:val="0"/>
-          <w:numId w:val="1001"/>
-        </w:numPr>
-        <w:pStyle w:val="Compact"/>
-      </w:pPr>
-      <w:r>
-        <w:t xml:space="preserve">The only published Sinhala TTS models are community/industry efforts (Dialog/UoM VITS voices, one F5-TTS fine-tune) with no rigorous published evaluation.</w:t>
-      </w:r>
-    </w:p>
-    <w:p>
-      <w:pPr>
-        <w:pStyle w:val="FirstParagraph"/>
-      </w:pPr>
-      <w:r>
-        <w:t xml:space="preserve">This means: (a) a well-built Sinhala TTS system fills a real gap, and (b) even a careful fine-tuning + evaluation study is a</w:t>
-      </w:r>
-      <w:r>
-        <w:t xml:space="preserve"> </w:t>
-      </w:r>
-      <w:r>
-        <w:rPr>
+        <w:t xml:space="preserve">Group ID: 18</w:t>
+      </w:r>
+      <w:r>
+        <w:t xml:space="preserve"> </w:t>
+      </w:r>
+      <w:r>
+        <w:rPr>
+          <w:iCs/>
+          <w:i/>
           <w:bCs/>
           <w:b/>
         </w:rPr>
-        <w:t xml:space="preserve">credible publication</w:t>
-      </w:r>
-      <w:r>
-        <w:t xml:space="preserve">, since no big-tech baseline exists to overshadow it.</w:t>
-      </w:r>
-    </w:p>
+        <w:t xml:space="preserve">Project ID: 12</w:t>
+      </w:r>
+      <w:r>
+        <w:t xml:space="preserve"> </w:t>
+      </w:r>
+      <w:r>
+        <w:rPr>
+          <w:iCs/>
+          <w:i/>
+          <w:bCs/>
+          <w:b/>
+        </w:rPr>
+        <w:t xml:space="preserve">Mentor: Dr. Buddhika (buddhika@cse.mrt.ac.lk)</w:t>
+      </w:r>
+      <w:r>
+        <w:t xml:space="preserve"> </w:t>
+      </w:r>
+      <w:r>
+        <w:rPr>
+          <w:iCs/>
+          <w:i/>
+          <w:bCs/>
+          <w:b/>
+        </w:rPr>
+        <w:t xml:space="preserve">Teaching Assistant: ….</w:t>
+      </w:r>
+    </w:p>
+    <w:bookmarkEnd w:id="20"/>
     <w:bookmarkEnd w:id="21"/>
-    <w:bookmarkStart w:id="22" w:name="objectives"/>
-    <w:p>
-      <w:pPr>
-        <w:pStyle w:val="Heading2"/>
-      </w:pPr>
-      <w:r>
-        <w:t xml:space="preserve">3. Objectives</w:t>
+    <w:bookmarkStart w:id="22" w:name="executive-summary"/>
+    <w:p>
+      <w:pPr>
+        <w:pStyle w:val="Heading1"/>
+      </w:pPr>
+      <w:r>
+        <w:t xml:space="preserve">1. Executive Summary:</w:t>
+      </w:r>
+    </w:p>
+    <w:p>
+      <w:pPr>
+        <w:pStyle w:val="FirstParagraph"/>
+      </w:pPr>
+      <w:r>
+        <w:t xml:space="preserve">We will build a working neural Text-to-Speech (TTS) application that converts written Sinhala text into natural-sounding speech. Although Sinhala is spoken by about 17 million people, it has been left out of major industry TTS efforts — our preliminary study (July 2026) verified that Meta’s MMS-TTS project covers 1,100+ languages but has</w:t>
+      </w:r>
+      <w:r>
+        <w:t xml:space="preserve"> </w:t>
+      </w:r>
+      <w:r>
+        <w:rPr>
+          <w:bCs/>
+          <w:b/>
+        </w:rPr>
+        <w:t xml:space="preserve">no Sinhala TTS model</w:t>
+      </w:r>
+      <w:r>
+        <w:t xml:space="preserve">, and that large multilingual speech corpora (Common Voice, CMU Wilderness, OpenBibleTTS) contain no usable Sinhala. We will train and fine-tune modern neural TTS architectures (VITS and F5-TTS) on the best openly licensed Sinhala corpora — which we have already downloaded and measured (≈30 hours across four corpora, led by the 13.6-hour PathNirvana studio corpus) — behind a text frontend that handles Sinhala-specific normalization (numbers, dates, loanwords) and optional romanized (</w:t>
+      </w:r>
+      <w:r>
+        <w:t xml:space="preserve">“</w:t>
+      </w:r>
+      <w:r>
+        <w:t xml:space="preserve">Singlish</w:t>
+      </w:r>
+      <w:r>
+        <w:t xml:space="preserve">”</w:t>
+      </w:r>
+      <w:r>
+        <w:t xml:space="preserve">) input. The system will be delivered as a web application and evaluated with both native-speaker Mean Opinion Score (MOS) studies and automatic intelligibility metrics (Whisper-based WER), compared against the three community baselines we verified to exist. Expected outcomes match the project brief: a working Sinhala TTS application (primary) and a research publication (secondary).</w:t>
+      </w:r>
+    </w:p>
+    <w:bookmarkEnd w:id="22"/>
+    <w:bookmarkStart w:id="23" w:name="problem-statement"/>
+    <w:p>
+      <w:pPr>
+        <w:pStyle w:val="Heading1"/>
+      </w:pPr>
+      <w:r>
+        <w:t xml:space="preserve">2. Problem Statement:</w:t>
+      </w:r>
+    </w:p>
+    <w:p>
+      <w:pPr>
+        <w:pStyle w:val="FirstParagraph"/>
+      </w:pPr>
+      <w:r>
+        <w:t xml:space="preserve">Speech interfaces — screen readers, public announcements, voice assistants, audiobook narration, and accessibility tools — depend on high-quality TTS. For Sinhala, this technology gap directly affects millions of users: visually-impaired Sinhala speakers lack natural-sounding screen readers, and local products must fall back to English voices or robotic legacy unit-selection systems.</w:t>
+      </w:r>
+    </w:p>
+    <w:p>
+      <w:pPr>
+        <w:pStyle w:val="BodyText"/>
+      </w:pPr>
+      <w:r>
+        <w:t xml:space="preserve">Our verified preliminary findings sharpen the problem:</w:t>
       </w:r>
     </w:p>
     <w:p>
@@ -474,7 +241,42 @@
         <w:pStyle w:val="Compact"/>
       </w:pPr>
       <w:r>
-        <w:t xml:space="preserve">Build a complete Sinhala TTS pipeline: text normalization → grapheme/phoneme processing → neural acoustic model + vocoder → audio.</w:t>
+        <w:rPr>
+          <w:bCs/>
+          <w:b/>
+        </w:rPr>
+        <w:t xml:space="preserve">No industry baseline exists.</w:t>
+      </w:r>
+      <w:r>
+        <w:t xml:space="preserve"> </w:t>
+      </w:r>
+      <w:r>
+        <w:rPr>
+          <w:rStyle w:val="VerbatimChar"/>
+        </w:rPr>
+        <w:t xml:space="preserve">facebook/mms-tts-sin</w:t>
+      </w:r>
+      <w:r>
+        <w:t xml:space="preserve"> </w:t>
+      </w:r>
+      <w:r>
+        <w:t xml:space="preserve">does not exist — Meta’s MMS supports Sinhala for speech</w:t>
+      </w:r>
+      <w:r>
+        <w:t xml:space="preserve"> </w:t>
+      </w:r>
+      <w:r>
+        <w:rPr>
+          <w:iCs/>
+          <w:i/>
+        </w:rPr>
+        <w:t xml:space="preserve">recognition</w:t>
+      </w:r>
+      <w:r>
+        <w:t xml:space="preserve"> </w:t>
+      </w:r>
+      <w:r>
+        <w:t xml:space="preserve">only. Google published Sinhala TTS research in 2018 but no usable modern model.</w:t>
       </w:r>
     </w:p>
     <w:p>
@@ -486,7 +288,17 @@
         <w:pStyle w:val="Compact"/>
       </w:pPr>
       <w:r>
-        <w:t xml:space="preserve">Fine-tune at least two modern architectures (VITS; F5-TTS or similar flow-matching model) on the best available Sinhala corpora.</w:t>
+        <w:rPr>
+          <w:bCs/>
+          <w:b/>
+        </w:rPr>
+        <w:t xml:space="preserve">The available data is scattered and poorly documented.</w:t>
+      </w:r>
+      <w:r>
+        <w:t xml:space="preserve"> </w:t>
+      </w:r>
+      <w:r>
+        <w:t xml:space="preserve">Dataset cards are unreliable — e.g., OpenSLR SLR30 advertises a multi-speaker TTS corpus, but only 1,251 of its 2,064 clips (~2 h) have transcripts, which we found only by downloading and measuring it.</w:t>
       </w:r>
     </w:p>
     <w:p>
@@ -498,41 +310,17 @@
         <w:pStyle w:val="Compact"/>
       </w:pPr>
       <w:r>
-        <w:t xml:space="preserve">Systematically evaluate against all existing Sinhala TTS baselines using native-speaker MOS (Mean Opinion Score) and ASR-based intelligibility (Whisper WER).</w:t>
-      </w:r>
-    </w:p>
-    <w:p>
-      <w:pPr>
-        <w:numPr>
-          <w:ilvl w:val="0"/>
-          <w:numId w:val="1002"/>
-        </w:numPr>
-        <w:pStyle w:val="Compact"/>
-      </w:pPr>
-      <w:r>
-        <w:t xml:space="preserve">Deliver a usable web application (text in → audio out, with Singlish input support as a stretch goal).</w:t>
-      </w:r>
-    </w:p>
-    <w:p>
-      <w:pPr>
-        <w:numPr>
-          <w:ilvl w:val="0"/>
-          <w:numId w:val="1002"/>
-        </w:numPr>
-        <w:pStyle w:val="Compact"/>
-      </w:pPr>
-      <w:r>
-        <w:t xml:space="preserve">Write up methodology and results as a paper targeting a suitable venue (ICTer, MERCon, or an Interspeech/LREC low-resource workshop).</w:t>
-      </w:r>
-    </w:p>
-    <w:bookmarkEnd w:id="22"/>
-    <w:bookmarkStart w:id="30" w:name="datasets-verified-hands-on-july-2026"/>
-    <w:p>
-      <w:pPr>
-        <w:pStyle w:val="Heading2"/>
-      </w:pPr>
-      <w:r>
-        <w:t xml:space="preserve">4. Datasets (verified hands-on, July 2026)</w:t>
+        <w:rPr>
+          <w:bCs/>
+          <w:b/>
+        </w:rPr>
+        <w:t xml:space="preserve">Existing community models are unevaluated.</w:t>
+      </w:r>
+      <w:r>
+        <w:t xml:space="preserve"> </w:t>
+      </w:r>
+      <w:r>
+        <w:t xml:space="preserve">The Dialog/UoM VITS voices and one F5-TTS fine-tune exist as checkpoints with no published quality evaluation, so nobody knows how good Sinhala TTS currently is or where it fails (numbers, English loanwords, rare Sanskrit/Pali-origin syllables).</w:t>
       </w:r>
     </w:p>
     <w:p>
@@ -540,7 +328,25 @@
         <w:pStyle w:val="FirstParagraph"/>
       </w:pPr>
       <w:r>
-        <w:t xml:space="preserve">We downloaded and measured the candidate corpora rather than trusting dataset cards; several descriptions turned out to be inaccurate.</w:t>
+        <w:t xml:space="preserve">This project addresses all three: a documented data foundation, better models, and the first systematic evaluation of Sinhala TTS.</w:t>
+      </w:r>
+    </w:p>
+    <w:bookmarkEnd w:id="23"/>
+    <w:bookmarkStart w:id="29" w:name="data-description"/>
+    <w:p>
+      <w:pPr>
+        <w:pStyle w:val="Heading1"/>
+      </w:pPr>
+      <w:r>
+        <w:t xml:space="preserve">3. Data Description:</w:t>
+      </w:r>
+    </w:p>
+    <w:p>
+      <w:pPr>
+        <w:pStyle w:val="FirstParagraph"/>
+      </w:pPr>
+      <w:r>
+        <w:t xml:space="preserve">All corpora below are publicly available, and we have already downloaded and verified them hands-on (statistics measured with our own tooling, available in the group repository).</w:t>
       </w:r>
     </w:p>
     <w:tbl>
@@ -551,10 +357,12 @@
         <w:jc w:val="start"/>
       </w:tblPr>
       <w:tblGrid>
-        <w:gridCol w:w="1980"/>
-        <w:gridCol w:w="1980"/>
-        <w:gridCol w:w="1980"/>
-        <w:gridCol w:w="1980"/>
+        <w:gridCol w:w="1320"/>
+        <w:gridCol w:w="1320"/>
+        <w:gridCol w:w="1320"/>
+        <w:gridCol w:w="1320"/>
+        <w:gridCol w:w="1320"/>
+        <w:gridCol w:w="1320"/>
       </w:tblGrid>
       <w:tr>
         <w:trPr>
@@ -568,19 +376,43 @@
               <w:jc w:val="left"/>
             </w:pPr>
             <w:r>
-              <w:t xml:space="preserve">Dataset</w:t>
-            </w:r>
-          </w:p>
-        </w:tc>
-        <w:tc>
-          <w:tcPr/>
-          <w:p>
-            <w:pPr>
-              <w:pStyle w:val="Compact"/>
-              <w:jc w:val="left"/>
-            </w:pPr>
-            <w:r>
-              <w:t xml:space="preserve">Measured / verified details</w:t>
+              <w:t xml:space="preserve">Corpus</w:t>
+            </w:r>
+          </w:p>
+        </w:tc>
+        <w:tc>
+          <w:tcPr/>
+          <w:p>
+            <w:pPr>
+              <w:pStyle w:val="Compact"/>
+              <w:jc w:val="left"/>
+            </w:pPr>
+            <w:r>
+              <w:t xml:space="preserve">Source</w:t>
+            </w:r>
+          </w:p>
+        </w:tc>
+        <w:tc>
+          <w:tcPr/>
+          <w:p>
+            <w:pPr>
+              <w:pStyle w:val="Compact"/>
+              <w:jc w:val="left"/>
+            </w:pPr>
+            <w:r>
+              <w:t xml:space="preserve">Measured contents</w:t>
+            </w:r>
+          </w:p>
+        </w:tc>
+        <w:tc>
+          <w:tcPr/>
+          <w:p>
+            <w:pPr>
+              <w:pStyle w:val="Compact"/>
+              <w:jc w:val="left"/>
+            </w:pPr>
+            <w:r>
+              <w:t xml:space="preserve">Type / format</w:t>
             </w:r>
           </w:p>
         </w:tc>
@@ -624,16 +456,16 @@
               </w:rPr>
               <w:t xml:space="preserve">PathNirvana (pnfo)</w:t>
             </w:r>
-            <w:r>
-              <w:t xml:space="preserve"> </w:t>
-            </w:r>
-            <w:r>
-              <w:t xml:space="preserve">—</w:t>
-            </w:r>
-            <w:r>
-              <w:t xml:space="preserve"> </w:t>
-            </w:r>
-            <w:hyperlink r:id="rId23">
+          </w:p>
+        </w:tc>
+        <w:tc>
+          <w:tcPr/>
+          <w:p>
+            <w:pPr>
+              <w:pStyle w:val="Compact"/>
+              <w:jc w:val="left"/>
+            </w:pPr>
+            <w:hyperlink r:id="rId24">
               <w:r>
                 <w:rPr>
                   <w:rStyle w:val="Hyperlink"/>
@@ -651,41 +483,56 @@
               <w:jc w:val="left"/>
             </w:pPr>
             <w:r>
-              <w:t xml:space="preserve">13.8 h studio-quality, 2 speakers (male 11.8 h / 5,200 clips; female 2 h / 1,000 clips), 22.05 kHz, LJSpeech format, silence-trimmed</w:t>
-            </w:r>
-          </w:p>
-        </w:tc>
-        <w:tc>
-          <w:tcPr/>
-          <w:p>
-            <w:pPr>
-              <w:pStyle w:val="Compact"/>
-              <w:jc w:val="left"/>
-            </w:pPr>
-            <w:r>
-              <w:t xml:space="preserve">GPL-3.0 + non-offensive-use restriction</w:t>
-            </w:r>
-          </w:p>
-        </w:tc>
-        <w:tc>
-          <w:tcPr/>
-          <w:p>
-            <w:pPr>
-              <w:pStyle w:val="Compact"/>
-              <w:jc w:val="left"/>
-            </w:pPr>
+              <w:t xml:space="preserve">6,386 clips,</w:t>
+            </w:r>
+            <w:r>
+              <w:t xml:space="preserve"> </w:t>
+            </w:r>
             <w:r>
               <w:rPr>
                 <w:bCs/>
                 <w:b/>
               </w:rPr>
-              <w:t xml:space="preserve">Primary training set</w:t>
-            </w:r>
-            <w:r>
-              <w:t xml:space="preserve"> </w:t>
-            </w:r>
-            <w:r>
-              <w:t xml:space="preserve">(single-speaker voice)</w:t>
+              <w:t xml:space="preserve">13.61 h</w:t>
+            </w:r>
+            <w:r>
+              <w:t xml:space="preserve">, 22.05 kHz studio quality; male speaker 11.58 h, female 2.03 h; transcripts in both Sinhala script and romanized form</w:t>
+            </w:r>
+          </w:p>
+        </w:tc>
+        <w:tc>
+          <w:tcPr/>
+          <w:p>
+            <w:pPr>
+              <w:pStyle w:val="Compact"/>
+              <w:jc w:val="left"/>
+            </w:pPr>
+            <w:r>
+              <w:t xml:space="preserve">Audio (wav) + LJSpeech-style metadata</w:t>
+            </w:r>
+          </w:p>
+        </w:tc>
+        <w:tc>
+          <w:tcPr/>
+          <w:p>
+            <w:pPr>
+              <w:pStyle w:val="Compact"/>
+              <w:jc w:val="left"/>
+            </w:pPr>
+            <w:r>
+              <w:t xml:space="preserve">GPL-3.0 (+ non-offensive-use clause)</w:t>
+            </w:r>
+          </w:p>
+        </w:tc>
+        <w:tc>
+          <w:tcPr/>
+          <w:p>
+            <w:pPr>
+              <w:pStyle w:val="Compact"/>
+              <w:jc w:val="left"/>
+            </w:pPr>
+            <w:r>
+              <w:t xml:space="preserve">Primary training corpus</w:t>
             </w:r>
           </w:p>
         </w:tc>
@@ -705,16 +552,16 @@
               </w:rPr>
               <w:t xml:space="preserve">OpenSLR SLR30</w:t>
             </w:r>
-            <w:r>
-              <w:t xml:space="preserve"> </w:t>
-            </w:r>
-            <w:r>
-              <w:t xml:space="preserve">—</w:t>
-            </w:r>
-            <w:r>
-              <w:t xml:space="preserve"> </w:t>
-            </w:r>
-            <w:hyperlink r:id="rId24">
+          </w:p>
+        </w:tc>
+        <w:tc>
+          <w:tcPr/>
+          <w:p>
+            <w:pPr>
+              <w:pStyle w:val="Compact"/>
+              <w:jc w:val="left"/>
+            </w:pPr>
+            <w:hyperlink r:id="rId25">
               <w:r>
                 <w:rPr>
                   <w:rStyle w:val="Hyperlink"/>
@@ -732,7 +579,7 @@
               <w:jc w:val="left"/>
             </w:pPr>
             <w:r>
-              <w:t xml:space="preserve">Measured: 2,064 wavs, 12 speakers, 3.38 h, 48 kHz —</w:t>
+              <w:t xml:space="preserve">2,064 clips, 12 speakers, 3.38 h, 48 kHz —</w:t>
             </w:r>
             <w:r>
               <w:t xml:space="preserve"> </w:t>
@@ -742,7 +589,19 @@
                 <w:bCs/>
                 <w:b/>
               </w:rPr>
-              <w:t xml:space="preserve">only 1,251 clips (~2 h) have transcripts</w:t>
+              <w:t xml:space="preserve">only 1,251 clips (~2 h) transcribed</w:t>
+            </w:r>
+          </w:p>
+        </w:tc>
+        <w:tc>
+          <w:tcPr/>
+          <w:p>
+            <w:pPr>
+              <w:pStyle w:val="Compact"/>
+              <w:jc w:val="left"/>
+            </w:pPr>
+            <w:r>
+              <w:t xml:space="preserve">Audio (wav) + transcript lines</w:t>
             </w:r>
           </w:p>
         </w:tc>
@@ -766,7 +625,7 @@
               <w:jc w:val="left"/>
             </w:pPr>
             <w:r>
-              <w:t xml:space="preserve">Multi-speaker experiments (transcribed subset only)</w:t>
+              <w:t xml:space="preserve">Multi-speaker experiments</w:t>
             </w:r>
           </w:p>
         </w:tc>
@@ -786,16 +645,16 @@
               </w:rPr>
               <w:t xml:space="preserve">OpenSLR SLR52</w:t>
             </w:r>
-            <w:r>
-              <w:t xml:space="preserve"> </w:t>
-            </w:r>
-            <w:r>
-              <w:t xml:space="preserve">—</w:t>
-            </w:r>
-            <w:r>
-              <w:t xml:space="preserve"> </w:t>
-            </w:r>
-            <w:hyperlink r:id="rId25">
+          </w:p>
+        </w:tc>
+        <w:tc>
+          <w:tcPr/>
+          <w:p>
+            <w:pPr>
+              <w:pStyle w:val="Compact"/>
+              <w:jc w:val="left"/>
+            </w:pPr>
+            <w:hyperlink r:id="rId26">
               <w:r>
                 <w:rPr>
                   <w:rStyle w:val="Hyperlink"/>
@@ -825,6 +684,18 @@
               <w:jc w:val="left"/>
             </w:pPr>
             <w:r>
+              <w:t xml:space="preserve">Audio + TSV transcripts</w:t>
+            </w:r>
+          </w:p>
+        </w:tc>
+        <w:tc>
+          <w:tcPr/>
+          <w:p>
+            <w:pPr>
+              <w:pStyle w:val="Compact"/>
+              <w:jc w:val="left"/>
+            </w:pPr>
+            <w:r>
               <w:t xml:space="preserve">CC BY-SA 4.0</w:t>
             </w:r>
           </w:p>
@@ -837,7 +708,7 @@
               <w:jc w:val="left"/>
             </w:pPr>
             <w:r>
-              <w:t xml:space="preserve">Pre-training, vocoder training, ASR fine-tuning for evaluation</w:t>
+              <w:t xml:space="preserve">Pre-training; ASR fine-tuning for evaluation</w:t>
             </w:r>
           </w:p>
         </w:tc>
@@ -857,16 +728,16 @@
               </w:rPr>
               <w:t xml:space="preserve">SafnasKaldeen</w:t>
             </w:r>
-            <w:r>
-              <w:t xml:space="preserve"> </w:t>
-            </w:r>
-            <w:r>
-              <w:t xml:space="preserve">—</w:t>
-            </w:r>
-            <w:r>
-              <w:t xml:space="preserve"> </w:t>
-            </w:r>
-            <w:hyperlink r:id="rId26">
+          </w:p>
+        </w:tc>
+        <w:tc>
+          <w:tcPr/>
+          <w:p>
+            <w:pPr>
+              <w:pStyle w:val="Compact"/>
+              <w:jc w:val="left"/>
+            </w:pPr>
+            <w:hyperlink r:id="rId27">
               <w:r>
                 <w:rPr>
                   <w:rStyle w:val="Hyperlink"/>
@@ -884,7 +755,19 @@
               <w:jc w:val="left"/>
             </w:pPr>
             <w:r>
-              <w:t xml:space="preserve">4 native speakers, phonetically balanced (UoM CSE FYP 2025). Note: the Hugging Face mirror is a card only — data is on Kaggle</w:t>
+              <w:t xml:space="preserve">4 native speakers, phonetically balanced sentences (UoM FYP 2025)</w:t>
+            </w:r>
+          </w:p>
+        </w:tc>
+        <w:tc>
+          <w:tcPr/>
+          <w:p>
+            <w:pPr>
+              <w:pStyle w:val="Compact"/>
+              <w:jc w:val="left"/>
+            </w:pPr>
+            <w:r>
+              <w:t xml:space="preserve">Audio + transcripts</w:t>
             </w:r>
           </w:p>
         </w:tc>
@@ -928,16 +811,16 @@
               </w:rPr>
               <w:t xml:space="preserve">FLEURS (si_lk)</w:t>
             </w:r>
-            <w:r>
-              <w:t xml:space="preserve"> </w:t>
-            </w:r>
-            <w:r>
-              <w:t xml:space="preserve">—</w:t>
-            </w:r>
-            <w:r>
-              <w:t xml:space="preserve"> </w:t>
-            </w:r>
-            <w:hyperlink r:id="rId27">
+          </w:p>
+        </w:tc>
+        <w:tc>
+          <w:tcPr/>
+          <w:p>
+            <w:pPr>
+              <w:pStyle w:val="Compact"/>
+              <w:jc w:val="left"/>
+            </w:pPr>
+            <w:hyperlink r:id="rId28">
               <w:r>
                 <w:rPr>
                   <w:rStyle w:val="Hyperlink"/>
@@ -955,7 +838,19 @@
               <w:jc w:val="left"/>
             </w:pPr>
             <w:r>
-              <w:t xml:space="preserve">~10–12 h read speech with standard splits</w:t>
+              <w:t xml:space="preserve">~10 h read speech, standard train/dev/test splits</w:t>
+            </w:r>
+          </w:p>
+        </w:tc>
+        <w:tc>
+          <w:tcPr/>
+          <w:p>
+            <w:pPr>
+              <w:pStyle w:val="Compact"/>
+              <w:jc w:val="left"/>
+            </w:pPr>
+            <w:r>
+              <w:t xml:space="preserve">Audio + transcripts</w:t>
             </w:r>
           </w:p>
         </w:tc>
@@ -983,67 +878,7 @@
                 <w:bCs/>
                 <w:b/>
               </w:rPr>
-              <w:t xml:space="preserve">Evaluation only</w:t>
-            </w:r>
-            <w:r>
-              <w:t xml:space="preserve"> </w:t>
-            </w:r>
-            <w:r>
-              <w:t xml:space="preserve">(intelligibility test sentences)</w:t>
-            </w:r>
-          </w:p>
-        </w:tc>
-      </w:tr>
-      <w:tr>
-        <w:tc>
-          <w:tcPr/>
-          <w:p>
-            <w:pPr>
-              <w:pStyle w:val="Compact"/>
-              <w:jc w:val="left"/>
-            </w:pPr>
-            <w:r>
-              <w:rPr>
-                <w:bCs/>
-                <w:b/>
-              </w:rPr>
-              <w:t xml:space="preserve">Common Voice</w:t>
-            </w:r>
-          </w:p>
-        </w:tc>
-        <w:tc>
-          <w:tcPr/>
-          <w:p>
-            <w:pPr>
-              <w:pStyle w:val="Compact"/>
-              <w:jc w:val="left"/>
-            </w:pPr>
-            <w:r>
-              <w:t xml:space="preserve">59 clips / 0.4 h / 1 speaker / 0 validated</w:t>
-            </w:r>
-          </w:p>
-        </w:tc>
-        <w:tc>
-          <w:tcPr/>
-          <w:p>
-            <w:pPr>
-              <w:pStyle w:val="Compact"/>
-              <w:jc w:val="left"/>
-            </w:pPr>
-            <w:r>
-              <w:t xml:space="preserve">CC0</w:t>
-            </w:r>
-          </w:p>
-        </w:tc>
-        <w:tc>
-          <w:tcPr/>
-          <w:p>
-            <w:pPr>
-              <w:pStyle w:val="Compact"/>
-              <w:jc w:val="left"/>
-            </w:pPr>
-            <w:r>
-              <w:t xml:space="preserve">Not usable — documented for completeness</w:t>
+              <w:t xml:space="preserve">Held-out evaluation only</w:t>
             </w:r>
           </w:p>
         </w:tc>
@@ -1054,82 +889,437 @@
         <w:pStyle w:val="BodyText"/>
       </w:pPr>
       <w:r>
+        <w:t xml:space="preserve">Supporting text/linguistic data: Google’s</w:t>
+      </w:r>
+      <w:r>
+        <w:t xml:space="preserve"> </w:t>
+      </w:r>
+      <w:r>
+        <w:rPr>
+          <w:rStyle w:val="VerbatimChar"/>
+        </w:rPr>
+        <w:t xml:space="preserve">language-resources/si</w:t>
+      </w:r>
+      <w:r>
+        <w:t xml:space="preserve"> </w:t>
+      </w:r>
+      <w:r>
+        <w:t xml:space="preserve">(text-normalization grammar</w:t>
+      </w:r>
+      <w:r>
+        <w:t xml:space="preserve"> </w:t>
+      </w:r>
+      <w:r>
+        <w:rPr>
+          <w:rStyle w:val="VerbatimChar"/>
+        </w:rPr>
+        <w:t xml:space="preserve">sinhala.grm</w:t>
+      </w:r>
+      <w:r>
+        <w:t xml:space="preserve">, pronunciation dictionaries, IPA mappings) and the Dakshina romanization lexicon for Singlish input. We also documented dead ends so no effort is wasted: Common Voice Sinhala has only 59 unvalidated clips, and CMU Wilderness/OpenBibleTTS contain no Sinhala.</w:t>
+      </w:r>
+    </w:p>
+    <w:bookmarkEnd w:id="29"/>
+    <w:bookmarkStart w:id="33" w:name="methods"/>
+    <w:p>
+      <w:pPr>
+        <w:pStyle w:val="Heading1"/>
+      </w:pPr>
+      <w:r>
+        <w:t xml:space="preserve">4. Methods:</w:t>
+      </w:r>
+    </w:p>
+    <w:p>
+      <w:pPr>
+        <w:pStyle w:val="FirstParagraph"/>
+      </w:pPr>
+      <w:r>
+        <w:t xml:space="preserve">Our approach has three connected pipelines — offline data engineering &amp; training, an online inference application, and an evaluation loop — shown in the system-level view below.</w:t>
+      </w:r>
+    </w:p>
+    <w:p>
+      <w:pPr>
+        <w:pStyle w:val="CaptionedFigure"/>
+      </w:pPr>
+      <w:r>
+        <w:drawing>
+          <wp:inline>
+            <wp:extent cx="5334000" cy="3024284"/>
+            <wp:effectExtent b="0" l="0" r="0" t="0"/>
+            <wp:docPr descr="System-level architecture of the proposed Sinhala TTS system" title="" id="31" name="Picture"/>
+            <a:graphic>
+              <a:graphicData uri="http://schemas.openxmlformats.org/drawingml/2006/picture">
+                <pic:pic>
+                  <pic:nvPicPr>
+                    <pic:cNvPr descr="system_architecture.png" id="32" name="Picture"/>
+                    <pic:cNvPicPr>
+                      <a:picLocks noChangeArrowheads="1" noChangeAspect="1"/>
+                    </pic:cNvPicPr>
+                  </pic:nvPicPr>
+                  <pic:blipFill>
+                    <a:blip r:embed="rId30"/>
+                    <a:stretch>
+                      <a:fillRect/>
+                    </a:stretch>
+                  </pic:blipFill>
+                  <pic:spPr bwMode="auto">
+                    <a:xfrm>
+                      <a:off x="0" y="0"/>
+                      <a:ext cx="5334000" cy="3024284"/>
+                    </a:xfrm>
+                    <a:prstGeom prst="rect">
+                      <a:avLst/>
+                    </a:prstGeom>
+                    <a:noFill/>
+                    <a:ln w="9525">
+                      <a:noFill/>
+                      <a:headEnd/>
+                      <a:tailEnd/>
+                    </a:ln>
+                  </pic:spPr>
+                </pic:pic>
+              </a:graphicData>
+            </a:graphic>
+          </wp:inline>
+        </w:drawing>
+      </w:r>
+    </w:p>
+    <w:p>
+      <w:pPr>
+        <w:pStyle w:val="ImageCaption"/>
+      </w:pPr>
+      <w:r>
+        <w:t xml:space="preserve">System-level architecture of the proposed Sinhala TTS system</w:t>
+      </w:r>
+    </w:p>
+    <w:p>
+      <w:pPr>
+        <w:pStyle w:val="BodyText"/>
+      </w:pPr>
+      <w:r>
         <w:rPr>
           <w:bCs/>
           <w:b/>
         </w:rPr>
-        <w:t xml:space="preserve">Supporting linguistic resources (verified):</w:t>
-      </w:r>
-      <w:r>
-        <w:t xml:space="preserve"> </w:t>
-      </w:r>
-      <w:r>
-        <w:t xml:space="preserve">Google’s</w:t>
-      </w:r>
-      <w:r>
-        <w:t xml:space="preserve"> </w:t>
-      </w:r>
-      <w:hyperlink r:id="rId28">
-        <w:r>
-          <w:rPr>
-            <w:rStyle w:val="Hyperlink"/>
-          </w:rPr>
-          <w:t xml:space="preserve">language-resources</w:t>
-        </w:r>
-        <w:r>
-          <w:rPr>
-            <w:rStyle w:val="Hyperlink"/>
-          </w:rPr>
-          <w:t xml:space="preserve"> </w:t>
-        </w:r>
-        <w:r>
-          <w:rPr>
-            <w:rStyle w:val="VerbatimChar"/>
-          </w:rPr>
-          <w:t xml:space="preserve">si/</w:t>
-        </w:r>
-      </w:hyperlink>
-      <w:r>
-        <w:t xml:space="preserve"> </w:t>
-      </w:r>
-      <w:r>
-        <w:t xml:space="preserve">provides a Sinhala text-normalization grammar (</w:t>
+        <w:t xml:space="preserve">Data engineering &amp; EDA.</w:t>
+      </w:r>
+      <w:r>
+        <w:t xml:space="preserve"> </w:t>
+      </w:r>
+      <w:r>
+        <w:t xml:space="preserve">A unified preprocessing pipeline (resampling, loudness normalization, silence trimming, transcript cleaning, deterministic train/val/test splits) feeds all experiments. Exploratory analysis covers audio-quality and duration distributions, speaker/phonetic coverage, and text statistics (rare syllables, loanword and numeral frequency) to guide both training and error analysis.</w:t>
+      </w:r>
+    </w:p>
+    <w:p>
+      <w:pPr>
+        <w:pStyle w:val="BodyText"/>
+      </w:pPr>
+      <w:r>
+        <w:rPr>
+          <w:bCs/>
+          <w:b/>
+        </w:rPr>
+        <w:t xml:space="preserve">Text frontend (NLP).</w:t>
+      </w:r>
+      <w:r>
+        <w:t xml:space="preserve"> </w:t>
+      </w:r>
+      <w:r>
+        <w:t xml:space="preserve">We adapt Google’s open Sinhala normalization grammar to expand numbers, dates, currency and abbreviations into words, handle English loanwords, and optionally transliterate romanized Singlish input via Dakshina. This is the component most responsible for real-world quality and is largely missing from existing community models.</w:t>
+      </w:r>
+    </w:p>
+    <w:p>
+      <w:pPr>
+        <w:pStyle w:val="BodyText"/>
+      </w:pPr>
+      <w:r>
+        <w:rPr>
+          <w:bCs/>
+          <w:b/>
+        </w:rPr>
+        <w:t xml:space="preserve">Modeling (ML).</w:t>
+      </w:r>
+      <w:r>
+        <w:t xml:space="preserve"> </w:t>
+      </w:r>
+      <w:r>
+        <w:t xml:space="preserve">We fine-tune two modern neural TTS architectures: (a)</w:t>
+      </w:r>
+      <w:r>
+        <w:t xml:space="preserve"> </w:t>
+      </w:r>
+      <w:r>
+        <w:rPr>
+          <w:bCs/>
+          <w:b/>
+        </w:rPr>
+        <w:t xml:space="preserve">VITS</w:t>
+      </w:r>
+      <w:r>
+        <w:t xml:space="preserve"> </w:t>
+      </w:r>
+      <w:r>
+        <w:t xml:space="preserve">— an end-to-end variational model with adversarial training, initialised from available Sinhala checkpoints and trained on the pnfo male voice; and (b)</w:t>
+      </w:r>
+      <w:r>
+        <w:t xml:space="preserve"> </w:t>
+      </w:r>
+      <w:r>
+        <w:rPr>
+          <w:bCs/>
+          <w:b/>
+        </w:rPr>
+        <w:t xml:space="preserve">F5-TTS</w:t>
+      </w:r>
+      <w:r>
+        <w:t xml:space="preserve"> </w:t>
+      </w:r>
+      <w:r>
+        <w:t xml:space="preserve">— a recent flow-matching architecture — for comparison. A multi-speaker VITS variant on SLR30 + SafnasKaldeen is a stretch experiment. Training uses experiment tracking, fixed splits and seeded runs for reproducibility.</w:t>
+      </w:r>
+    </w:p>
+    <w:p>
+      <w:pPr>
+        <w:pStyle w:val="BodyText"/>
+      </w:pPr>
+      <w:r>
+        <w:rPr>
+          <w:bCs/>
+          <w:b/>
+        </w:rPr>
+        <w:t xml:space="preserve">Application (deployment).</w:t>
+      </w:r>
+      <w:r>
+        <w:t xml:space="preserve"> </w:t>
+      </w:r>
+      <w:r>
+        <w:t xml:space="preserve">The best model is served through a FastAPI inference API with a lightweight web UI (text box → audio player), containerized and deployed as a public demo (e.g., Hugging Face Spaces).</w:t>
+      </w:r>
+    </w:p>
+    <w:bookmarkEnd w:id="33"/>
+    <w:bookmarkStart w:id="34" w:name="evaluation-plan"/>
+    <w:p>
+      <w:pPr>
+        <w:pStyle w:val="Heading1"/>
+      </w:pPr>
+      <w:r>
+        <w:t xml:space="preserve">5. Evaluation Plan</w:t>
+      </w:r>
+    </w:p>
+    <w:p>
+      <w:pPr>
+        <w:pStyle w:val="FirstParagraph"/>
+      </w:pPr>
+      <w:r>
+        <w:rPr>
+          <w:bCs/>
+          <w:b/>
+        </w:rPr>
+        <w:t xml:space="preserve">System-level:</w:t>
+      </w:r>
+      <w:r>
+        <w:t xml:space="preserve"> </w:t>
+      </w:r>
+      <w:r>
+        <w:t xml:space="preserve">(1)</w:t>
+      </w:r>
+      <w:r>
+        <w:t xml:space="preserve"> </w:t>
+      </w:r>
+      <w:r>
+        <w:rPr>
+          <w:bCs/>
+          <w:b/>
+        </w:rPr>
+        <w:t xml:space="preserve">MOS study</w:t>
+      </w:r>
+      <w:r>
+        <w:t xml:space="preserve"> </w:t>
+      </w:r>
+      <w:r>
+        <w:t xml:space="preserve">— ≥15 native Sinhala speakers rate naturalness and intelligibility of our system, the three verified baselines (Dialog/UoM VITS F1/M2, PathNirvana VITS, tharindumihi F5-TTS), and hidden natural-speech anchors, on a balanced sentence set; results reported with confidence intervals and significance tests. (2)</w:t>
+      </w:r>
+      <w:r>
+        <w:t xml:space="preserve"> </w:t>
+      </w:r>
+      <w:r>
+        <w:rPr>
+          <w:bCs/>
+          <w:b/>
+        </w:rPr>
+        <w:t xml:space="preserve">Automatic intelligibility</w:t>
+      </w:r>
+      <w:r>
+        <w:t xml:space="preserve"> </w:t>
+      </w:r>
+      <w:r>
+        <w:t xml:space="preserve">— transcribe synthesized speech with a fine-tuned Sinhala Whisper model (</w:t>
       </w:r>
       <w:r>
         <w:rPr>
           <w:rStyle w:val="VerbatimChar"/>
         </w:rPr>
-        <w:t xml:space="preserve">sinhala.grm</w:t>
-      </w:r>
-      <w:r>
-        <w:t xml:space="preserve">), pronunciation dictionaries, and IPA mappings — the hardest parts of a TTS frontend already exist.</w:t>
-      </w:r>
-      <w:r>
-        <w:t xml:space="preserve"> </w:t>
-      </w:r>
-      <w:hyperlink r:id="rId29">
-        <w:r>
-          <w:rPr>
-            <w:rStyle w:val="Hyperlink"/>
-          </w:rPr>
-          <w:t xml:space="preserve">Dakshina</w:t>
-        </w:r>
-      </w:hyperlink>
-      <w:r>
-        <w:t xml:space="preserve"> </w:t>
-      </w:r>
-      <w:r>
-        <w:t xml:space="preserve">provides a Singlish↔Sinhala romanization lexicon for a transliterated-input feature.</w:t>
-      </w:r>
-    </w:p>
-    <w:bookmarkEnd w:id="30"/>
-    <w:bookmarkStart w:id="31" w:name="baselines-verified-available"/>
+        <w:t xml:space="preserve">seniruk/whisper-small-si</w:t>
+      </w:r>
+      <w:r>
+        <w:t xml:space="preserve">) and compute WER/CER against the input text on held-out FLEURS sentences.</w:t>
+      </w:r>
+    </w:p>
+    <w:p>
+      <w:pPr>
+        <w:pStyle w:val="BodyText"/>
+      </w:pPr>
+      <w:r>
+        <w:rPr>
+          <w:bCs/>
+          <w:b/>
+        </w:rPr>
+        <w:t xml:space="preserve">Component-level:</w:t>
+      </w:r>
+      <w:r>
+        <w:t xml:space="preserve"> </w:t>
+      </w:r>
+      <w:r>
+        <w:t xml:space="preserve">text frontend evaluated on a labelled normalization test set (numbers, dates, currency, loanwords — accuracy per category); acoustic model monitored via validation loss and mel-cepstral distortion during training; vocoder/inference measured for real-time factor and API latency; robustness tested on edge cases (very long sentences, mixed Sinhala-English, digits).</w:t>
+      </w:r>
+    </w:p>
+    <w:p>
+      <w:pPr>
+        <w:pStyle w:val="BodyText"/>
+      </w:pPr>
+      <w:r>
+        <w:rPr>
+          <w:bCs/>
+          <w:b/>
+        </w:rPr>
+        <w:t xml:space="preserve">Error analysis:</w:t>
+      </w:r>
+      <w:r>
+        <w:t xml:space="preserve"> </w:t>
+      </w:r>
+      <w:r>
+        <w:t xml:space="preserve">stratified listening tests on the categories our EDA flags as hard (rare Sanskrit/Pali syllables, loanwords, numerals) to identify</w:t>
+      </w:r>
+      <w:r>
+        <w:t xml:space="preserve"> </w:t>
+      </w:r>
+      <w:r>
+        <w:rPr>
+          <w:iCs/>
+          <w:i/>
+        </w:rPr>
+        <w:t xml:space="preserve">where</w:t>
+      </w:r>
+      <w:r>
+        <w:t xml:space="preserve"> </w:t>
+      </w:r>
+      <w:r>
+        <w:t xml:space="preserve">models fail, not just aggregate scores.</w:t>
+      </w:r>
+    </w:p>
+    <w:bookmarkEnd w:id="34"/>
+    <w:bookmarkStart w:id="35" w:name="expected-outcomes-and-success-criteria"/>
+    <w:p>
+      <w:pPr>
+        <w:pStyle w:val="Heading1"/>
+      </w:pPr>
+      <w:r>
+        <w:t xml:space="preserve">6. Expected Outcomes and Success Criteria:</w:t>
+      </w:r>
+    </w:p>
+    <w:p>
+      <w:pPr>
+        <w:pStyle w:val="FirstParagraph"/>
+      </w:pPr>
+      <w:r>
+        <w:rPr>
+          <w:bCs/>
+          <w:b/>
+        </w:rPr>
+        <w:t xml:space="preserve">Outcomes:</w:t>
+      </w:r>
+      <w:r>
+        <w:t xml:space="preserve"> </w:t>
+      </w:r>
+      <w:r>
+        <w:t xml:space="preserve">(1) a working, publicly deployed Sinhala TTS web application; (2) fine-tuned Sinhala TTS models with reproducible training/evaluation code in a public repository; (3) a documented, verified data foundation for Sinhala TTS; (4) the first systematic evaluation of all available Sinhala TTS systems; (5) a paper draft targeting ICTer/MERCon or a low-resource speech workshop.</w:t>
+      </w:r>
+    </w:p>
+    <w:p>
+      <w:pPr>
+        <w:pStyle w:val="BodyText"/>
+      </w:pPr>
+      <w:r>
+        <w:rPr>
+          <w:bCs/>
+          <w:b/>
+        </w:rPr>
+        <w:t xml:space="preserve">Success criteria:</w:t>
+      </w:r>
+      <w:r>
+        <w:t xml:space="preserve"> </w:t>
+      </w:r>
+      <w:r>
+        <w:t xml:space="preserve">the application synthesizes arbitrary Sinhala text end-to-end in near-real time (RTF &lt; 1 on GPU, API latency &lt; 2 s for a typical sentence); our best model</w:t>
+      </w:r>
+      <w:r>
+        <w:t xml:space="preserve"> </w:t>
+      </w:r>
+      <w:r>
+        <w:rPr>
+          <w:bCs/>
+          <w:b/>
+        </w:rPr>
+        <w:t xml:space="preserve">matches or exceeds every existing baseline</w:t>
+      </w:r>
+      <w:r>
+        <w:t xml:space="preserve"> </w:t>
+      </w:r>
+      <w:r>
+        <w:t xml:space="preserve">on MOS with statistical significance; WER of synthesized speech is within a defined margin of natural-speech WER; the normalization module reaches ≥95% accuracy on its test set; and the full pipeline is reproducible from the repository by a third party.</w:t>
+      </w:r>
+    </w:p>
+    <w:bookmarkEnd w:id="35"/>
+    <w:bookmarkStart w:id="39" w:name="X3c8a1d06b7665f3caf64c1736bdc3109449d332"/>
+    <w:p>
+      <w:pPr>
+        <w:pStyle w:val="Heading1"/>
+      </w:pPr>
+      <w:r>
+        <w:t xml:space="preserve">7. Division of work (individual responsibilities)</w:t>
+      </w:r>
+    </w:p>
+    <w:p>
+      <w:pPr>
+        <w:pStyle w:val="FirstParagraph"/>
+      </w:pPr>
+      <w:r>
+        <w:t xml:space="preserve">Work is divided by</w:t>
+      </w:r>
+      <w:r>
+        <w:t xml:space="preserve"> </w:t>
+      </w:r>
+      <w:r>
+        <w:rPr>
+          <w:bCs/>
+          <w:b/>
+        </w:rPr>
+        <w:t xml:space="preserve">phase, not by role</w:t>
+      </w:r>
+      <w:r>
+        <w:t xml:space="preserve"> </w:t>
+      </w:r>
+      <w:r>
+        <w:t xml:space="preserve">— this is a data science project, so every member does data engineering, EDA, modeling and evaluation on a parallel slice of similar weight; software-engineering tasks are secondary duties spread across all three. Slices may be swapped by agreement; each member must be able to defend a complete data-science workflow.</w:t>
+      </w:r>
+    </w:p>
+    <w:bookmarkStart w:id="36" w:name="team-member-1"/>
     <w:p>
       <w:pPr>
         <w:pStyle w:val="Heading2"/>
       </w:pPr>
       <w:r>
-        <w:t xml:space="preserve">5. Baselines (verified available)</w:t>
+        <w:t xml:space="preserve">Team member 1:</w:t>
       </w:r>
     </w:p>
     <w:p>
@@ -1141,17 +1331,7 @@
         <w:pStyle w:val="Compact"/>
       </w:pPr>
       <w:r>
-        <w:rPr>
-          <w:bCs/>
-          <w:b/>
-        </w:rPr>
-        <w:t xml:space="preserve">Dialog/UoM SinhalaVITS</w:t>
-      </w:r>
-      <w:r>
-        <w:t xml:space="preserve"> </w:t>
-      </w:r>
-      <w:r>
-        <w:t xml:space="preserve">(F1 female / M2 male) — Coqui VITS checkpoints, MPL-2.0, with a romanizer frontend.</w:t>
+        <w:t xml:space="preserve">Preprocessing pipeline and corpus statistics for the pnfo corpus (primary training set)</w:t>
       </w:r>
     </w:p>
     <w:p>
@@ -1163,17 +1343,7 @@
         <w:pStyle w:val="Compact"/>
       </w:pPr>
       <w:r>
-        <w:rPr>
-          <w:bCs/>
-          <w:b/>
-        </w:rPr>
-        <w:t xml:space="preserve">PathNirvana VITS checkpoint</w:t>
-      </w:r>
-      <w:r>
-        <w:t xml:space="preserve"> </w:t>
-      </w:r>
-      <w:r>
-        <w:t xml:space="preserve">— trained on the pnfo dataset, shipped with it.</w:t>
+        <w:t xml:space="preserve">EDA: audio-quality and clip-duration distribution analysis across corpora</w:t>
       </w:r>
     </w:p>
     <w:p>
@@ -1185,51 +1355,53 @@
         <w:pStyle w:val="Compact"/>
       </w:pPr>
       <w:r>
-        <w:rPr>
-          <w:bCs/>
-          <w:b/>
-        </w:rPr>
-        <w:t xml:space="preserve">tharindumihi F5-TTS Sinhala</w:t>
-      </w:r>
-      <w:r>
-        <w:t xml:space="preserve"> </w:t>
-      </w:r>
-      <w:r>
-        <w:t xml:space="preserve">— flow-matching fine-tune, CC-BY-NC-4.0.</w:t>
-      </w:r>
-    </w:p>
-    <w:p>
-      <w:pPr>
-        <w:pStyle w:val="FirstParagraph"/>
-      </w:pPr>
-      <w:r>
-        <w:t xml:space="preserve">For automatic evaluation we will use</w:t>
-      </w:r>
-      <w:r>
-        <w:t xml:space="preserve"> </w:t>
-      </w:r>
-      <w:r>
-        <w:rPr>
-          <w:bCs/>
-          <w:b/>
-        </w:rPr>
-        <w:t xml:space="preserve">seniruk/whisper-small-si</w:t>
-      </w:r>
-      <w:r>
-        <w:t xml:space="preserve"> </w:t>
-      </w:r>
-      <w:r>
-        <w:t xml:space="preserve">(fine-tuned Sinhala Whisper, Apache-2.0) to compute WER on synthesized speech, alongside native-speaker MOS panels.</w:t>
-      </w:r>
-    </w:p>
-    <w:bookmarkEnd w:id="31"/>
-    <w:bookmarkStart w:id="32" w:name="methodology"/>
+        <w:t xml:space="preserve">VITS fine-tuning on the pnfo male voice (primary model)</w:t>
+      </w:r>
+    </w:p>
+    <w:p>
+      <w:pPr>
+        <w:numPr>
+          <w:ilvl w:val="0"/>
+          <w:numId w:val="1003"/>
+        </w:numPr>
+        <w:pStyle w:val="Compact"/>
+      </w:pPr>
+      <w:r>
+        <w:t xml:space="preserve">Automatic evaluation harness: Whisper-WER scoring of synthesized speech</w:t>
+      </w:r>
+    </w:p>
+    <w:p>
+      <w:pPr>
+        <w:numPr>
+          <w:ilvl w:val="0"/>
+          <w:numId w:val="1003"/>
+        </w:numPr>
+        <w:pStyle w:val="Compact"/>
+      </w:pPr>
+      <w:r>
+        <w:t xml:space="preserve">Application: inference API backend (secondary duty)</w:t>
+      </w:r>
+    </w:p>
+    <w:p>
+      <w:pPr>
+        <w:numPr>
+          <w:ilvl w:val="0"/>
+          <w:numId w:val="1003"/>
+        </w:numPr>
+        <w:pStyle w:val="Compact"/>
+      </w:pPr>
+      <w:r>
+        <w:t xml:space="preserve">Paper: data and experimental-setup sections</w:t>
+      </w:r>
+    </w:p>
+    <w:bookmarkEnd w:id="36"/>
+    <w:bookmarkStart w:id="37" w:name="team-member-2"/>
     <w:p>
       <w:pPr>
         <w:pStyle w:val="Heading2"/>
       </w:pPr>
       <w:r>
-        <w:t xml:space="preserve">6. Methodology</w:t>
+        <w:t xml:space="preserve">Team member 2:</w:t>
       </w:r>
     </w:p>
     <w:p>
@@ -1241,17 +1413,7 @@
         <w:pStyle w:val="Compact"/>
       </w:pPr>
       <w:r>
-        <w:rPr>
-          <w:bCs/>
-          <w:b/>
-        </w:rPr>
-        <w:t xml:space="preserve">Data engineering:</w:t>
-      </w:r>
-      <w:r>
-        <w:t xml:space="preserve"> </w:t>
-      </w:r>
-      <w:r>
-        <w:t xml:space="preserve">unified preprocessing pipeline (resampling to a common rate, loudness normalization, silence trimming, transcript cleaning, train/val/test splits); corpus statistics and data quality report.</w:t>
+        <w:t xml:space="preserve">Preprocessing for SLR30 (transcript matching) and SafnasKaldeen; multi-speaker data preparation</w:t>
       </w:r>
     </w:p>
     <w:p>
@@ -1263,17 +1425,7 @@
         <w:pStyle w:val="Compact"/>
       </w:pPr>
       <w:r>
-        <w:rPr>
-          <w:bCs/>
-          <w:b/>
-        </w:rPr>
-        <w:t xml:space="preserve">Frontend:</w:t>
-      </w:r>
-      <w:r>
-        <w:t xml:space="preserve"> </w:t>
-      </w:r>
-      <w:r>
-        <w:t xml:space="preserve">adapt google/language-resources Sinhala normalization (numbers, dates, currency, English loanwords) into a Python module; grapheme-based input first, phoneme-based if time allows.</w:t>
+        <w:t xml:space="preserve">EDA: speaker, gender and phonetic-coverage analysis</w:t>
       </w:r>
     </w:p>
     <w:p>
@@ -1285,17 +1437,7 @@
         <w:pStyle w:val="Compact"/>
       </w:pPr>
       <w:r>
-        <w:rPr>
-          <w:bCs/>
-          <w:b/>
-        </w:rPr>
-        <w:t xml:space="preserve">Modeling:</w:t>
-      </w:r>
-      <w:r>
-        <w:t xml:space="preserve"> </w:t>
-      </w:r>
-      <w:r>
-        <w:t xml:space="preserve">(a) fine-tune/train VITS on pnfo male voice; (b) fine-tune F5-TTS for comparison; (c) optional multi-speaker model on SLR30 + SafnasKaldeen.</w:t>
+        <w:t xml:space="preserve">F5-TTS fine-tuning and VITS-vs-F5 comparison</w:t>
       </w:r>
     </w:p>
     <w:p>
@@ -1307,17 +1449,7 @@
         <w:pStyle w:val="Compact"/>
       </w:pPr>
       <w:r>
-        <w:rPr>
-          <w:bCs/>
-          <w:b/>
-        </w:rPr>
-        <w:t xml:space="preserve">Evaluation:</w:t>
-      </w:r>
-      <w:r>
-        <w:t xml:space="preserve"> </w:t>
-      </w:r>
-      <w:r>
-        <w:t xml:space="preserve">MOS study with ≥15 native speakers (naturalness + intelligibility), Whisper-WER on FLEURS sentences, side-by-side preference tests vs. the three baselines; error analysis on numbers/loanwords/rare syllables.</w:t>
+        <w:t xml:space="preserve">MOS study: design, rater recruitment, execution and statistical analysis</w:t>
       </w:r>
     </w:p>
     <w:p>
@@ -1329,909 +1461,29 @@
         <w:pStyle w:val="Compact"/>
       </w:pPr>
       <w:r>
-        <w:rPr>
-          <w:bCs/>
-          <w:b/>
-        </w:rPr>
-        <w:t xml:space="preserve">Application:</w:t>
-      </w:r>
-      <w:r>
-        <w:t xml:space="preserve"> </w:t>
-      </w:r>
-      <w:r>
-        <w:t xml:space="preserve">FastAPI backend serving the model + simple web UI (text box → audio player), Singlish input via Dakshina transliteration as stretch goal; deploy demo on Hugging Face Spaces.</w:t>
-      </w:r>
-    </w:p>
-    <w:bookmarkEnd w:id="32"/>
-    <w:bookmarkStart w:id="33" w:name="Xf3fa6e1c5cedd4dbe8c963e420ff1c798aaa84c"/>
+        <w:t xml:space="preserve">Application: model serving and frontend–model integration (secondary duty)</w:t>
+      </w:r>
+    </w:p>
+    <w:p>
+      <w:pPr>
+        <w:numPr>
+          <w:ilvl w:val="0"/>
+          <w:numId w:val="1004"/>
+        </w:numPr>
+        <w:pStyle w:val="Compact"/>
+      </w:pPr>
+      <w:r>
+        <w:t xml:space="preserve">Paper: modeling and results sections</w:t>
+      </w:r>
+    </w:p>
+    <w:bookmarkEnd w:id="37"/>
+    <w:bookmarkStart w:id="38" w:name="team-member-3"/>
     <w:p>
       <w:pPr>
         <w:pStyle w:val="Heading2"/>
       </w:pPr>
       <w:r>
-        <w:t xml:space="preserve">7. Work Division (3 members — equal participation in the data science core)</w:t>
-      </w:r>
-    </w:p>
-    <w:p>
-      <w:pPr>
-        <w:pStyle w:val="FirstParagraph"/>
-      </w:pPr>
-      <w:r>
-        <w:t xml:space="preserve">Since this is a</w:t>
-      </w:r>
-      <w:r>
-        <w:t xml:space="preserve"> </w:t>
-      </w:r>
-      <w:r>
-        <w:rPr>
-          <w:iCs/>
-          <w:i/>
-        </w:rPr>
-        <w:t xml:space="preserve">data science</w:t>
-      </w:r>
-      <w:r>
-        <w:t xml:space="preserve"> </w:t>
-      </w:r>
-      <w:r>
-        <w:t xml:space="preserve">project, the division is by</w:t>
-      </w:r>
-      <w:r>
-        <w:t xml:space="preserve"> </w:t>
-      </w:r>
-      <w:r>
-        <w:rPr>
-          <w:bCs/>
-          <w:b/>
-        </w:rPr>
-        <w:t xml:space="preserve">phase, not by role</w:t>
-      </w:r>
-      <w:r>
-        <w:t xml:space="preserve">: every member works on data engineering, modeling, and evaluation. Within each phase, tasks are split into parallel slices of similar weight so each member owns a complete data-science workflow end to end. Software-engineering tasks (app, deployment) are secondary duties spread across all three.</w:t>
-      </w:r>
-    </w:p>
-    <w:tbl>
-      <w:tblPr>
-        <w:tblStyle w:val="Table"/>
-        <w:tblW w:type="pct" w:w="5000"/>
-        <w:tblLook w:firstRow="1" w:lastRow="0" w:firstColumn="0" w:lastColumn="0" w:noHBand="0" w:noVBand="0" w:val="0020"/>
-        <w:jc w:val="start"/>
-      </w:tblPr>
-      <w:tblGrid>
-        <w:gridCol w:w="1980"/>
-        <w:gridCol w:w="1980"/>
-        <w:gridCol w:w="1980"/>
-        <w:gridCol w:w="1980"/>
-      </w:tblGrid>
-      <w:tr>
-        <w:trPr>
-          <w:tblHeader w:val="true"/>
-        </w:trPr>
-        <w:tc>
-          <w:tcPr/>
-          <w:p>
-            <w:pPr>
-              <w:pStyle w:val="Compact"/>
-              <w:jc w:val="left"/>
-            </w:pPr>
-            <w:r>
-              <w:t xml:space="preserve">Phase (all members participate)</w:t>
-            </w:r>
-          </w:p>
-        </w:tc>
-        <w:tc>
-          <w:tcPr/>
-          <w:p>
-            <w:pPr>
-              <w:pStyle w:val="Compact"/>
-              <w:jc w:val="left"/>
-            </w:pPr>
-            <w:r>
-              <w:t xml:space="preserve">Member 1</w:t>
-            </w:r>
-          </w:p>
-        </w:tc>
-        <w:tc>
-          <w:tcPr/>
-          <w:p>
-            <w:pPr>
-              <w:pStyle w:val="Compact"/>
-              <w:jc w:val="left"/>
-            </w:pPr>
-            <w:r>
-              <w:t xml:space="preserve">Member 2</w:t>
-            </w:r>
-          </w:p>
-        </w:tc>
-        <w:tc>
-          <w:tcPr/>
-          <w:p>
-            <w:pPr>
-              <w:pStyle w:val="Compact"/>
-              <w:jc w:val="left"/>
-            </w:pPr>
-            <w:r>
-              <w:t xml:space="preserve">Member 3</w:t>
-            </w:r>
-          </w:p>
-        </w:tc>
-      </w:tr>
-      <w:tr>
-        <w:tc>
-          <w:tcPr/>
-          <w:p>
-            <w:pPr>
-              <w:pStyle w:val="Compact"/>
-              <w:jc w:val="left"/>
-            </w:pPr>
-            <w:r>
-              <w:rPr>
-                <w:bCs/>
-                <w:b/>
-              </w:rPr>
-              <w:t xml:space="preserve">Data collection &amp; preprocessing</w:t>
-            </w:r>
-          </w:p>
-        </w:tc>
-        <w:tc>
-          <w:tcPr/>
-          <w:p>
-            <w:pPr>
-              <w:pStyle w:val="Compact"/>
-              <w:jc w:val="left"/>
-            </w:pPr>
-            <w:r>
-              <w:t xml:space="preserve">pnfo corpus: cleaning, resampling, splits, corpus statistics</w:t>
-            </w:r>
-          </w:p>
-        </w:tc>
-        <w:tc>
-          <w:tcPr/>
-          <w:p>
-            <w:pPr>
-              <w:pStyle w:val="Compact"/>
-              <w:jc w:val="left"/>
-            </w:pPr>
-            <w:r>
-              <w:t xml:space="preserve">SLR30 + SafnasKaldeen: transcript matching, multi-speaker preprocessing</w:t>
-            </w:r>
-          </w:p>
-        </w:tc>
-        <w:tc>
-          <w:tcPr/>
-          <w:p>
-            <w:pPr>
-              <w:pStyle w:val="Compact"/>
-              <w:jc w:val="left"/>
-            </w:pPr>
-            <w:r>
-              <w:t xml:space="preserve">SLR52: large-scale filtering; FLEURS eval set; text-normalization data (</w:t>
-            </w:r>
-            <w:r>
-              <w:rPr>
-                <w:rStyle w:val="VerbatimChar"/>
-              </w:rPr>
-              <w:t xml:space="preserve">sinhala.grm</w:t>
-            </w:r>
-            <w:r>
-              <w:t xml:space="preserve">, Dakshina)</w:t>
-            </w:r>
-          </w:p>
-        </w:tc>
-      </w:tr>
-      <w:tr>
-        <w:tc>
-          <w:tcPr/>
-          <w:p>
-            <w:pPr>
-              <w:pStyle w:val="Compact"/>
-              <w:jc w:val="left"/>
-            </w:pPr>
-            <w:r>
-              <w:rPr>
-                <w:bCs/>
-                <w:b/>
-              </w:rPr>
-              <w:t xml:space="preserve">Exploratory data analysis</w:t>
-            </w:r>
-          </w:p>
-        </w:tc>
-        <w:tc>
-          <w:tcPr/>
-          <w:p>
-            <w:pPr>
-              <w:pStyle w:val="Compact"/>
-              <w:jc w:val="left"/>
-            </w:pPr>
-            <w:r>
-              <w:t xml:space="preserve">Audio quality &amp; duration distributions</w:t>
-            </w:r>
-          </w:p>
-        </w:tc>
-        <w:tc>
-          <w:tcPr/>
-          <w:p>
-            <w:pPr>
-              <w:pStyle w:val="Compact"/>
-              <w:jc w:val="left"/>
-            </w:pPr>
-            <w:r>
-              <w:t xml:space="preserve">Speaker/gender coverage, phonetic coverage analysis</w:t>
-            </w:r>
-          </w:p>
-        </w:tc>
-        <w:tc>
-          <w:tcPr/>
-          <w:p>
-            <w:pPr>
-              <w:pStyle w:val="Compact"/>
-              <w:jc w:val="left"/>
-            </w:pPr>
-            <w:r>
-              <w:t xml:space="preserve">Text statistics: rare syllables, loanwords, numbers frequency</w:t>
-            </w:r>
-          </w:p>
-        </w:tc>
-      </w:tr>
-      <w:tr>
-        <w:tc>
-          <w:tcPr/>
-          <w:p>
-            <w:pPr>
-              <w:pStyle w:val="Compact"/>
-              <w:jc w:val="left"/>
-            </w:pPr>
-            <w:r>
-              <w:rPr>
-                <w:bCs/>
-                <w:b/>
-              </w:rPr>
-              <w:t xml:space="preserve">Modeling</w:t>
-            </w:r>
-          </w:p>
-        </w:tc>
-        <w:tc>
-          <w:tcPr/>
-          <w:p>
-            <w:pPr>
-              <w:pStyle w:val="Compact"/>
-              <w:jc w:val="left"/>
-            </w:pPr>
-            <w:r>
-              <w:t xml:space="preserve">VITS fine-tuning on pnfo male voice</w:t>
-            </w:r>
-          </w:p>
-        </w:tc>
-        <w:tc>
-          <w:tcPr/>
-          <w:p>
-            <w:pPr>
-              <w:pStyle w:val="Compact"/>
-              <w:jc w:val="left"/>
-            </w:pPr>
-            <w:r>
-              <w:t xml:space="preserve">F5-TTS fine-tuning + comparison</w:t>
-            </w:r>
-          </w:p>
-        </w:tc>
-        <w:tc>
-          <w:tcPr/>
-          <w:p>
-            <w:pPr>
-              <w:pStyle w:val="Compact"/>
-              <w:jc w:val="left"/>
-            </w:pPr>
-            <w:r>
-              <w:t xml:space="preserve">Multi-speaker VITS experiments + reproducing the 3 published baselines</w:t>
-            </w:r>
-          </w:p>
-        </w:tc>
-      </w:tr>
-      <w:tr>
-        <w:tc>
-          <w:tcPr/>
-          <w:p>
-            <w:pPr>
-              <w:pStyle w:val="Compact"/>
-              <w:jc w:val="left"/>
-            </w:pPr>
-            <w:r>
-              <w:rPr>
-                <w:bCs/>
-                <w:b/>
-              </w:rPr>
-              <w:t xml:space="preserve">Evaluation</w:t>
-            </w:r>
-          </w:p>
-        </w:tc>
-        <w:tc>
-          <w:tcPr/>
-          <w:p>
-            <w:pPr>
-              <w:pStyle w:val="Compact"/>
-              <w:jc w:val="left"/>
-            </w:pPr>
-            <w:r>
-              <w:t xml:space="preserve">Whisper-WER automatic evaluation harness</w:t>
-            </w:r>
-          </w:p>
-        </w:tc>
-        <w:tc>
-          <w:tcPr/>
-          <w:p>
-            <w:pPr>
-              <w:pStyle w:val="Compact"/>
-              <w:jc w:val="left"/>
-            </w:pPr>
-            <w:r>
-              <w:t xml:space="preserve">MOS study design, rater recruitment, execution</w:t>
-            </w:r>
-          </w:p>
-        </w:tc>
-        <w:tc>
-          <w:tcPr/>
-          <w:p>
-            <w:pPr>
-              <w:pStyle w:val="Compact"/>
-              <w:jc w:val="left"/>
-            </w:pPr>
-            <w:r>
-              <w:t xml:space="preserve">Error analysis (numbers, loanwords, rare syllables) + statistical significance testing</w:t>
-            </w:r>
-          </w:p>
-        </w:tc>
-      </w:tr>
-      <w:tr>
-        <w:tc>
-          <w:tcPr/>
-          <w:p>
-            <w:pPr>
-              <w:pStyle w:val="Compact"/>
-              <w:jc w:val="left"/>
-            </w:pPr>
-            <w:r>
-              <w:rPr>
-                <w:bCs/>
-                <w:b/>
-              </w:rPr>
-              <w:t xml:space="preserve">Application (secondary)</w:t>
-            </w:r>
-          </w:p>
-        </w:tc>
-        <w:tc>
-          <w:tcPr/>
-          <w:p>
-            <w:pPr>
-              <w:pStyle w:val="Compact"/>
-              <w:jc w:val="left"/>
-            </w:pPr>
-            <w:r>
-              <w:t xml:space="preserve">Inference API backend</w:t>
-            </w:r>
-          </w:p>
-        </w:tc>
-        <w:tc>
-          <w:tcPr/>
-          <w:p>
-            <w:pPr>
-              <w:pStyle w:val="Compact"/>
-              <w:jc w:val="left"/>
-            </w:pPr>
-            <w:r>
-              <w:t xml:space="preserve">Model serving &amp; frontend-model integration</w:t>
-            </w:r>
-          </w:p>
-        </w:tc>
-        <w:tc>
-          <w:tcPr/>
-          <w:p>
-            <w:pPr>
-              <w:pStyle w:val="Compact"/>
-              <w:jc w:val="left"/>
-            </w:pPr>
-            <w:r>
-              <w:t xml:space="preserve">Web UI + demo deployment</w:t>
-            </w:r>
-          </w:p>
-        </w:tc>
-      </w:tr>
-      <w:tr>
-        <w:tc>
-          <w:tcPr/>
-          <w:p>
-            <w:pPr>
-              <w:pStyle w:val="Compact"/>
-              <w:jc w:val="left"/>
-            </w:pPr>
-            <w:r>
-              <w:rPr>
-                <w:bCs/>
-                <w:b/>
-              </w:rPr>
-              <w:t xml:space="preserve">Paper &amp; report</w:t>
-            </w:r>
-          </w:p>
-        </w:tc>
-        <w:tc>
-          <w:tcPr/>
-          <w:p>
-            <w:pPr>
-              <w:pStyle w:val="Compact"/>
-              <w:jc w:val="left"/>
-            </w:pPr>
-            <w:r>
-              <w:t xml:space="preserve">Data &amp; experimental-setup sections</w:t>
-            </w:r>
-          </w:p>
-        </w:tc>
-        <w:tc>
-          <w:tcPr/>
-          <w:p>
-            <w:pPr>
-              <w:pStyle w:val="Compact"/>
-              <w:jc w:val="left"/>
-            </w:pPr>
-            <w:r>
-              <w:t xml:space="preserve">Modeling &amp; results sections</w:t>
-            </w:r>
-          </w:p>
-        </w:tc>
-        <w:tc>
-          <w:tcPr/>
-          <w:p>
-            <w:pPr>
-              <w:pStyle w:val="Compact"/>
-              <w:jc w:val="left"/>
-            </w:pPr>
-            <w:r>
-              <w:t xml:space="preserve">Evaluation, error-analysis &amp; related-work sections</w:t>
-            </w:r>
-          </w:p>
-        </w:tc>
-      </w:tr>
-    </w:tbl>
-    <w:p>
-      <w:pPr>
-        <w:pStyle w:val="BodyText"/>
-      </w:pPr>
-      <w:r>
-        <w:t xml:space="preserve">Members pair on blockers across slices, and slice assignments can be swapped by agreement — the constraint is that</w:t>
-      </w:r>
-      <w:r>
-        <w:t xml:space="preserve"> </w:t>
-      </w:r>
-      <w:r>
-        <w:rPr>
-          <w:bCs/>
-          <w:b/>
-        </w:rPr>
-        <w:t xml:space="preserve">each member ends the project having done data work, model training, and evaluation</w:t>
-      </w:r>
-      <w:r>
-        <w:t xml:space="preserve">, which is also what each of us should be able to defend at the viva.</w:t>
-      </w:r>
-    </w:p>
-    <w:bookmarkEnd w:id="33"/>
-    <w:bookmarkStart w:id="34" w:name="timeline-14-weeks"/>
-    <w:p>
-      <w:pPr>
-        <w:pStyle w:val="Heading2"/>
-      </w:pPr>
-      <w:r>
-        <w:t xml:space="preserve">8. Timeline (14 weeks)</w:t>
-      </w:r>
-    </w:p>
-    <w:tbl>
-      <w:tblPr>
-        <w:tblStyle w:val="Table"/>
-        <w:tblW w:type="pct" w:w="5000"/>
-        <w:tblLook w:firstRow="1" w:lastRow="0" w:firstColumn="0" w:lastColumn="0" w:noHBand="0" w:noVBand="0" w:val="0020"/>
-        <w:jc w:val="start"/>
-      </w:tblPr>
-      <w:tblGrid>
-        <w:gridCol w:w="3960"/>
-        <w:gridCol w:w="3960"/>
-      </w:tblGrid>
-      <w:tr>
-        <w:trPr>
-          <w:tblHeader w:val="true"/>
-        </w:trPr>
-        <w:tc>
-          <w:tcPr/>
-          <w:p>
-            <w:pPr>
-              <w:pStyle w:val="Compact"/>
-              <w:jc w:val="left"/>
-            </w:pPr>
-            <w:r>
-              <w:t xml:space="preserve">Weeks</w:t>
-            </w:r>
-          </w:p>
-        </w:tc>
-        <w:tc>
-          <w:tcPr/>
-          <w:p>
-            <w:pPr>
-              <w:pStyle w:val="Compact"/>
-              <w:jc w:val="left"/>
-            </w:pPr>
-            <w:r>
-              <w:t xml:space="preserve">Milestone</w:t>
-            </w:r>
-          </w:p>
-        </w:tc>
-      </w:tr>
-      <w:tr>
-        <w:tc>
-          <w:tcPr/>
-          <w:p>
-            <w:pPr>
-              <w:pStyle w:val="Compact"/>
-              <w:jc w:val="left"/>
-            </w:pPr>
-            <w:r>
-              <w:t xml:space="preserve">1–2</w:t>
-            </w:r>
-          </w:p>
-        </w:tc>
-        <w:tc>
-          <w:tcPr/>
-          <w:p>
-            <w:pPr>
-              <w:pStyle w:val="Compact"/>
-              <w:jc w:val="left"/>
-            </w:pPr>
-            <w:r>
-              <w:t xml:space="preserve">Proposal finalized; environments set up; all datasets downloaded &amp; preprocessed; baselines running locally</w:t>
-            </w:r>
-          </w:p>
-        </w:tc>
-      </w:tr>
-      <w:tr>
-        <w:tc>
-          <w:tcPr/>
-          <w:p>
-            <w:pPr>
-              <w:pStyle w:val="Compact"/>
-              <w:jc w:val="left"/>
-            </w:pPr>
-            <w:r>
-              <w:t xml:space="preserve">3–4</w:t>
-            </w:r>
-          </w:p>
-        </w:tc>
-        <w:tc>
-          <w:tcPr/>
-          <w:p>
-            <w:pPr>
-              <w:pStyle w:val="Compact"/>
-              <w:jc w:val="left"/>
-            </w:pPr>
-            <w:r>
-              <w:t xml:space="preserve">Frontend v1 (normalization + romanization); first VITS fine-tuning run on pnfo</w:t>
-            </w:r>
-          </w:p>
-        </w:tc>
-      </w:tr>
-      <w:tr>
-        <w:tc>
-          <w:tcPr/>
-          <w:p>
-            <w:pPr>
-              <w:pStyle w:val="Compact"/>
-              <w:jc w:val="left"/>
-            </w:pPr>
-            <w:r>
-              <w:t xml:space="preserve">5–7</w:t>
-            </w:r>
-          </w:p>
-        </w:tc>
-        <w:tc>
-          <w:tcPr/>
-          <w:p>
-            <w:pPr>
-              <w:pStyle w:val="Compact"/>
-              <w:jc w:val="left"/>
-            </w:pPr>
-            <w:r>
-              <w:t xml:space="preserve">Model iteration (VITS vs F5-TTS); interim demo; mid-project review with mentor</w:t>
-            </w:r>
-          </w:p>
-        </w:tc>
-      </w:tr>
-      <w:tr>
-        <w:tc>
-          <w:tcPr/>
-          <w:p>
-            <w:pPr>
-              <w:pStyle w:val="Compact"/>
-              <w:jc w:val="left"/>
-            </w:pPr>
-            <w:r>
-              <w:t xml:space="preserve">8–9</w:t>
-            </w:r>
-          </w:p>
-        </w:tc>
-        <w:tc>
-          <w:tcPr/>
-          <w:p>
-            <w:pPr>
-              <w:pStyle w:val="Compact"/>
-              <w:jc w:val="left"/>
-            </w:pPr>
-            <w:r>
-              <w:t xml:space="preserve">Multi-speaker experiments; frontend-model integration; web app v1</w:t>
-            </w:r>
-          </w:p>
-        </w:tc>
-      </w:tr>
-      <w:tr>
-        <w:tc>
-          <w:tcPr/>
-          <w:p>
-            <w:pPr>
-              <w:pStyle w:val="Compact"/>
-              <w:jc w:val="left"/>
-            </w:pPr>
-            <w:r>
-              <w:t xml:space="preserve">10–11</w:t>
-            </w:r>
-          </w:p>
-        </w:tc>
-        <w:tc>
-          <w:tcPr/>
-          <w:p>
-            <w:pPr>
-              <w:pStyle w:val="Compact"/>
-              <w:jc w:val="left"/>
-            </w:pPr>
-            <w:r>
-              <w:t xml:space="preserve">Frozen models; MOS study + automatic evaluation; error analysis</w:t>
-            </w:r>
-          </w:p>
-        </w:tc>
-      </w:tr>
-      <w:tr>
-        <w:tc>
-          <w:tcPr/>
-          <w:p>
-            <w:pPr>
-              <w:pStyle w:val="Compact"/>
-              <w:jc w:val="left"/>
-            </w:pPr>
-            <w:r>
-              <w:t xml:space="preserve">12–13</w:t>
-            </w:r>
-          </w:p>
-        </w:tc>
-        <w:tc>
-          <w:tcPr/>
-          <w:p>
-            <w:pPr>
-              <w:pStyle w:val="Compact"/>
-              <w:jc w:val="left"/>
-            </w:pPr>
-            <w:r>
-              <w:t xml:space="preserve">Paper draft; app polish; demo deployment</w:t>
-            </w:r>
-          </w:p>
-        </w:tc>
-      </w:tr>
-      <w:tr>
-        <w:tc>
-          <w:tcPr/>
-          <w:p>
-            <w:pPr>
-              <w:pStyle w:val="Compact"/>
-              <w:jc w:val="left"/>
-            </w:pPr>
-            <w:r>
-              <w:t xml:space="preserve">14</w:t>
-            </w:r>
-          </w:p>
-        </w:tc>
-        <w:tc>
-          <w:tcPr/>
-          <w:p>
-            <w:pPr>
-              <w:pStyle w:val="Compact"/>
-              <w:jc w:val="left"/>
-            </w:pPr>
-            <w:r>
-              <w:t xml:space="preserve">Final report, presentation, submission-ready paper</w:t>
-            </w:r>
-          </w:p>
-        </w:tc>
-      </w:tr>
-    </w:tbl>
-    <w:bookmarkEnd w:id="34"/>
-    <w:bookmarkStart w:id="35" w:name="risks-mitigation"/>
-    <w:p>
-      <w:pPr>
-        <w:pStyle w:val="Heading2"/>
-      </w:pPr>
-      <w:r>
-        <w:t xml:space="preserve">9. Risks &amp; Mitigation</w:t>
-      </w:r>
-    </w:p>
-    <w:tbl>
-      <w:tblPr>
-        <w:tblStyle w:val="Table"/>
-        <w:tblW w:type="pct" w:w="5000"/>
-        <w:tblLook w:firstRow="1" w:lastRow="0" w:firstColumn="0" w:lastColumn="0" w:noHBand="0" w:noVBand="0" w:val="0020"/>
-        <w:jc w:val="start"/>
-      </w:tblPr>
-      <w:tblGrid>
-        <w:gridCol w:w="3960"/>
-        <w:gridCol w:w="3960"/>
-      </w:tblGrid>
-      <w:tr>
-        <w:trPr>
-          <w:tblHeader w:val="true"/>
-        </w:trPr>
-        <w:tc>
-          <w:tcPr/>
-          <w:p>
-            <w:pPr>
-              <w:pStyle w:val="Compact"/>
-              <w:jc w:val="left"/>
-            </w:pPr>
-            <w:r>
-              <w:t xml:space="preserve">Risk</w:t>
-            </w:r>
-          </w:p>
-        </w:tc>
-        <w:tc>
-          <w:tcPr/>
-          <w:p>
-            <w:pPr>
-              <w:pStyle w:val="Compact"/>
-              <w:jc w:val="left"/>
-            </w:pPr>
-            <w:r>
-              <w:t xml:space="preserve">Mitigation</w:t>
-            </w:r>
-          </w:p>
-        </w:tc>
-      </w:tr>
-      <w:tr>
-        <w:tc>
-          <w:tcPr/>
-          <w:p>
-            <w:pPr>
-              <w:pStyle w:val="Compact"/>
-              <w:jc w:val="left"/>
-            </w:pPr>
-            <w:r>
-              <w:t xml:space="preserve">GPU access insufficient for training</w:t>
-            </w:r>
-          </w:p>
-        </w:tc>
-        <w:tc>
-          <w:tcPr/>
-          <w:p>
-            <w:pPr>
-              <w:pStyle w:val="Compact"/>
-              <w:jc w:val="left"/>
-            </w:pPr>
-            <w:r>
-              <w:t xml:space="preserve">Fine-tune from existing checkpoints (pnfo VITS) instead of training from scratch; use Colab/Kaggle/university cluster; F5-TTS fine-tuning is feasible on a single consumer GPU</w:t>
-            </w:r>
-          </w:p>
-        </w:tc>
-      </w:tr>
-      <w:tr>
-        <w:tc>
-          <w:tcPr/>
-          <w:p>
-            <w:pPr>
-              <w:pStyle w:val="Compact"/>
-              <w:jc w:val="left"/>
-            </w:pPr>
-            <w:r>
-              <w:t xml:space="preserve">pnfo GPL-3.0 + usage restriction complicates release</w:t>
-            </w:r>
-          </w:p>
-        </w:tc>
-        <w:tc>
-          <w:tcPr/>
-          <w:p>
-            <w:pPr>
-              <w:pStyle w:val="Compact"/>
-              <w:jc w:val="left"/>
-            </w:pPr>
-            <w:r>
-              <w:t xml:space="preserve">Keep model weights under compatible license; document restriction; SLR30/SLR52 (CC BY-SA) as fallback training data</w:t>
-            </w:r>
-          </w:p>
-        </w:tc>
-      </w:tr>
-      <w:tr>
-        <w:tc>
-          <w:tcPr/>
-          <w:p>
-            <w:pPr>
-              <w:pStyle w:val="Compact"/>
-              <w:jc w:val="left"/>
-            </w:pPr>
-            <w:r>
-              <w:t xml:space="preserve">MOS study recruitment</w:t>
-            </w:r>
-          </w:p>
-        </w:tc>
-        <w:tc>
-          <w:tcPr/>
-          <w:p>
-            <w:pPr>
-              <w:pStyle w:val="Compact"/>
-              <w:jc w:val="left"/>
-            </w:pPr>
-            <w:r>
-              <w:t xml:space="preserve">We are native speakers with campus access; 15–20 raters is realistic; prepare rating UI early</w:t>
-            </w:r>
-          </w:p>
-        </w:tc>
-      </w:tr>
-      <w:tr>
-        <w:tc>
-          <w:tcPr/>
-          <w:p>
-            <w:pPr>
-              <w:pStyle w:val="Compact"/>
-              <w:jc w:val="left"/>
-            </w:pPr>
-            <w:r>
-              <w:t xml:space="preserve">Baselines hard to reproduce</w:t>
-            </w:r>
-          </w:p>
-        </w:tc>
-        <w:tc>
-          <w:tcPr/>
-          <w:p>
-            <w:pPr>
-              <w:pStyle w:val="Compact"/>
-              <w:jc w:val="left"/>
-            </w:pPr>
-            <w:r>
-              <w:t xml:space="preserve">Already verified all three run from published checkpoints; romanizer + configs downloaded</w:t>
-            </w:r>
-          </w:p>
-        </w:tc>
-      </w:tr>
-      <w:tr>
-        <w:tc>
-          <w:tcPr/>
-          <w:p>
-            <w:pPr>
-              <w:pStyle w:val="Compact"/>
-              <w:jc w:val="left"/>
-            </w:pPr>
-            <w:r>
-              <w:t xml:space="preserve">Publication timeline vs module deadline</w:t>
-            </w:r>
-          </w:p>
-        </w:tc>
-        <w:tc>
-          <w:tcPr/>
-          <w:p>
-            <w:pPr>
-              <w:pStyle w:val="Compact"/>
-              <w:jc w:val="left"/>
-            </w:pPr>
-            <w:r>
-              <w:t xml:space="preserve">Write the report in paper format from the start so conversion is trivial; arXiv preprint as minimum outcome</w:t>
-            </w:r>
-          </w:p>
-        </w:tc>
-      </w:tr>
-    </w:tbl>
-    <w:bookmarkEnd w:id="35"/>
-    <w:bookmarkStart w:id="36" w:name="expected-outcomes"/>
-    <w:p>
-      <w:pPr>
-        <w:pStyle w:val="Heading2"/>
-      </w:pPr>
-      <w:r>
-        <w:t xml:space="preserve">10. Expected Outcomes</w:t>
+        <w:t xml:space="preserve">Team member 3:</w:t>
       </w:r>
     </w:p>
     <w:p>
@@ -2243,17 +1495,7 @@
         <w:pStyle w:val="Compact"/>
       </w:pPr>
       <w:r>
-        <w:rPr>
-          <w:bCs/>
-          <w:b/>
-        </w:rPr>
-        <w:t xml:space="preserve">Working Sinhala TTS web application</w:t>
-      </w:r>
-      <w:r>
-        <w:t xml:space="preserve"> </w:t>
-      </w:r>
-      <w:r>
-        <w:t xml:space="preserve">(primary outcome per project brief)</w:t>
+        <w:t xml:space="preserve">SLR52 large-scale filtering; FLEURS evaluation set preparation; normalization test-set construction</w:t>
       </w:r>
     </w:p>
     <w:p>
@@ -2265,7 +1507,7 @@
         <w:pStyle w:val="Compact"/>
       </w:pPr>
       <w:r>
-        <w:t xml:space="preserve">Fine-tuned Sinhala TTS models + training/evaluation code (public GitHub repo)</w:t>
+        <w:t xml:space="preserve">EDA: text statistics — rare syllables, loanwords, numeral frequency</w:t>
       </w:r>
     </w:p>
     <w:p>
@@ -2277,7 +1519,7 @@
         <w:pStyle w:val="Compact"/>
       </w:pPr>
       <w:r>
-        <w:t xml:space="preserve">First systematic evaluation of all available Sinhala TTS systems (MOS + WER)</w:t>
+        <w:t xml:space="preserve">Multi-speaker VITS experiments and reproduction of the three published baselines</w:t>
       </w:r>
     </w:p>
     <w:p>
@@ -2289,27 +1531,42 @@
         <w:pStyle w:val="Compact"/>
       </w:pPr>
       <w:r>
-        <w:rPr>
-          <w:bCs/>
-          <w:b/>
-        </w:rPr>
-        <w:t xml:space="preserve">Research paper</w:t>
-      </w:r>
-      <w:r>
-        <w:t xml:space="preserve"> </w:t>
-      </w:r>
-      <w:r>
-        <w:t xml:space="preserve">targeting ICTer / MERCon / low-resource speech workshop (secondary outcome per project brief)</w:t>
-      </w:r>
-    </w:p>
-    <w:bookmarkEnd w:id="36"/>
-    <w:bookmarkStart w:id="37" w:name="references"/>
-    <w:p>
-      <w:pPr>
-        <w:pStyle w:val="Heading2"/>
-      </w:pPr>
-      <w:r>
-        <w:t xml:space="preserve">11. References</w:t>
+        <w:t xml:space="preserve">Error analysis by category and significance testing</w:t>
+      </w:r>
+    </w:p>
+    <w:p>
+      <w:pPr>
+        <w:numPr>
+          <w:ilvl w:val="0"/>
+          <w:numId w:val="1005"/>
+        </w:numPr>
+        <w:pStyle w:val="Compact"/>
+      </w:pPr>
+      <w:r>
+        <w:t xml:space="preserve">Application: web UI and demo deployment (secondary duty)</w:t>
+      </w:r>
+    </w:p>
+    <w:p>
+      <w:pPr>
+        <w:numPr>
+          <w:ilvl w:val="0"/>
+          <w:numId w:val="1005"/>
+        </w:numPr>
+        <w:pStyle w:val="Compact"/>
+      </w:pPr>
+      <w:r>
+        <w:t xml:space="preserve">Paper: evaluation, error-analysis and related-work sections</w:t>
+      </w:r>
+    </w:p>
+    <w:bookmarkEnd w:id="38"/>
+    <w:bookmarkEnd w:id="39"/>
+    <w:bookmarkStart w:id="40" w:name="preliminary-bibliography"/>
+    <w:p>
+      <w:pPr>
+        <w:pStyle w:val="Heading1"/>
+      </w:pPr>
+      <w:r>
+        <w:t xml:space="preserve">8. Preliminary Bibliography:</w:t>
       </w:r>
     </w:p>
     <w:p>
@@ -2321,7 +1578,19 @@
         <w:pStyle w:val="Compact"/>
       </w:pPr>
       <w:r>
-        <w:t xml:space="preserve">Sodimana et al.,</w:t>
+        <w:t xml:space="preserve">K. Sodimana et al.,</w:t>
+      </w:r>
+      <w:r>
+        <w:t xml:space="preserve"> </w:t>
+      </w:r>
+      <w:r>
+        <w:t xml:space="preserve">“</w:t>
+      </w:r>
+      <w:r>
+        <w:t xml:space="preserve">A Step-by-Step Process for Building TTS Voices Using Open Source Data and Frameworks for Bangla, Javanese, Khmer, Nepali, Sinhala, and Sundanese,</w:t>
+      </w:r>
+      <w:r>
+        <w:t xml:space="preserve">”</w:t>
       </w:r>
       <w:r>
         <w:t xml:space="preserve"> </w:t>
@@ -2331,10 +1600,10 @@
           <w:iCs/>
           <w:i/>
         </w:rPr>
-        <w:t xml:space="preserve">A Step-by-Step Process for Building TTS Voices Using Open Source Data and Frameworks for Bangla, Javanese, Khmer, Nepali, Sinhala, and Sundanese</w:t>
-      </w:r>
-      <w:r>
-        <w:t xml:space="preserve">, SLTU 2018</w:t>
+        <w:t xml:space="preserve">SLTU</w:t>
+      </w:r>
+      <w:r>
+        <w:t xml:space="preserve">, 2018.</w:t>
       </w:r>
     </w:p>
     <w:p>
@@ -2346,7 +1615,19 @@
         <w:pStyle w:val="Compact"/>
       </w:pPr>
       <w:r>
-        <w:t xml:space="preserve">Sodimana et al.,</w:t>
+        <w:t xml:space="preserve">K. Sodimana et al.,</w:t>
+      </w:r>
+      <w:r>
+        <w:t xml:space="preserve"> </w:t>
+      </w:r>
+      <w:r>
+        <w:t xml:space="preserve">“</w:t>
+      </w:r>
+      <w:r>
+        <w:t xml:space="preserve">Text Normalization for Bangla, Khmer, Nepali, Javanese, Sinhala and Sundanese Text-to-Speech Systems,</w:t>
+      </w:r>
+      <w:r>
+        <w:t xml:space="preserve">”</w:t>
       </w:r>
       <w:r>
         <w:t xml:space="preserve"> </w:t>
@@ -2356,10 +1637,10 @@
           <w:iCs/>
           <w:i/>
         </w:rPr>
-        <w:t xml:space="preserve">Text Normalization for Bangla, Khmer, Nepali, Javanese, Sinhala and Sundanese TTS Systems</w:t>
-      </w:r>
-      <w:r>
-        <w:t xml:space="preserve">, 2018</w:t>
+        <w:t xml:space="preserve">SLTU</w:t>
+      </w:r>
+      <w:r>
+        <w:t xml:space="preserve">, 2018.</w:t>
       </w:r>
     </w:p>
     <w:p>
@@ -2371,7 +1652,19 @@
         <w:pStyle w:val="Compact"/>
       </w:pPr>
       <w:r>
-        <w:t xml:space="preserve">Kim et al.,</w:t>
+        <w:t xml:space="preserve">J. Kim, J. Kong, J. Son,</w:t>
+      </w:r>
+      <w:r>
+        <w:t xml:space="preserve"> </w:t>
+      </w:r>
+      <w:r>
+        <w:t xml:space="preserve">“</w:t>
+      </w:r>
+      <w:r>
+        <w:t xml:space="preserve">Conditional Variational Autoencoder with Adversarial Learning for End-to-End Text-to-Speech (VITS),</w:t>
+      </w:r>
+      <w:r>
+        <w:t xml:space="preserve">”</w:t>
       </w:r>
       <w:r>
         <w:t xml:space="preserve"> </w:t>
@@ -2381,10 +1674,10 @@
           <w:iCs/>
           <w:i/>
         </w:rPr>
-        <w:t xml:space="preserve">VITS: Conditional Variational Autoencoder with Adversarial Learning for End-to-End Text-to-Speech</w:t>
-      </w:r>
-      <w:r>
-        <w:t xml:space="preserve">, ICML 2021</w:t>
+        <w:t xml:space="preserve">ICML</w:t>
+      </w:r>
+      <w:r>
+        <w:t xml:space="preserve">, 2021.</w:t>
       </w:r>
     </w:p>
     <w:p>
@@ -2396,20 +1689,25 @@
         <w:pStyle w:val="Compact"/>
       </w:pPr>
       <w:r>
-        <w:t xml:space="preserve">Chen et al.,</w:t>
-      </w:r>
-      <w:r>
-        <w:t xml:space="preserve"> </w:t>
-      </w:r>
-      <w:r>
-        <w:rPr>
-          <w:iCs/>
-          <w:i/>
-        </w:rPr>
-        <w:t xml:space="preserve">F5-TTS: A Fairytaler that Fakes Fluent and Faithful Speech with Flow Matching</w:t>
-      </w:r>
-      <w:r>
-        <w:t xml:space="preserve">, 2024</w:t>
+        <w:t xml:space="preserve">Y. Chen et al.,</w:t>
+      </w:r>
+      <w:r>
+        <w:t xml:space="preserve"> </w:t>
+      </w:r>
+      <w:r>
+        <w:t xml:space="preserve">“</w:t>
+      </w:r>
+      <w:r>
+        <w:t xml:space="preserve">F5-TTS: A Fairytaler that Fakes Fluent and Faithful Speech with Flow Matching,</w:t>
+      </w:r>
+      <w:r>
+        <w:t xml:space="preserve">”</w:t>
+      </w:r>
+      <w:r>
+        <w:t xml:space="preserve"> </w:t>
+      </w:r>
+      <w:r>
+        <w:t xml:space="preserve">2024.</w:t>
       </w:r>
     </w:p>
     <w:p>
@@ -2421,7 +1719,19 @@
         <w:pStyle w:val="Compact"/>
       </w:pPr>
       <w:r>
-        <w:t xml:space="preserve">Pratap et al.,</w:t>
+        <w:t xml:space="preserve">V. Pratap et al.,</w:t>
+      </w:r>
+      <w:r>
+        <w:t xml:space="preserve"> </w:t>
+      </w:r>
+      <w:r>
+        <w:t xml:space="preserve">“</w:t>
+      </w:r>
+      <w:r>
+        <w:t xml:space="preserve">Scaling Speech Technology to 1,000+ Languages (MMS),</w:t>
+      </w:r>
+      <w:r>
+        <w:t xml:space="preserve">”</w:t>
       </w:r>
       <w:r>
         <w:t xml:space="preserve"> </w:t>
@@ -2431,13 +1741,10 @@
           <w:iCs/>
           <w:i/>
         </w:rPr>
-        <w:t xml:space="preserve">Scaling Speech Technology to 1,000+ Languages</w:t>
-      </w:r>
-      <w:r>
-        <w:t xml:space="preserve"> </w:t>
-      </w:r>
-      <w:r>
-        <w:t xml:space="preserve">(MMS), 2023</w:t>
+        <w:t xml:space="preserve">JMLR</w:t>
+      </w:r>
+      <w:r>
+        <w:t xml:space="preserve">, 2024.</w:t>
       </w:r>
     </w:p>
     <w:p>
@@ -2449,7 +1756,81 @@
         <w:pStyle w:val="Compact"/>
       </w:pPr>
       <w:r>
-        <w:t xml:space="preserve">Dataset/resource links as cited in §4–5 (all verified July 2026; details in the group’s</w:t>
+        <w:t xml:space="preserve">A. Radford et al.,</w:t>
+      </w:r>
+      <w:r>
+        <w:t xml:space="preserve"> </w:t>
+      </w:r>
+      <w:r>
+        <w:t xml:space="preserve">“</w:t>
+      </w:r>
+      <w:r>
+        <w:t xml:space="preserve">Robust Speech Recognition via Large-Scale Weak Supervision (Whisper),</w:t>
+      </w:r>
+      <w:r>
+        <w:t xml:space="preserve">”</w:t>
+      </w:r>
+      <w:r>
+        <w:t xml:space="preserve"> </w:t>
+      </w:r>
+      <w:r>
+        <w:rPr>
+          <w:iCs/>
+          <w:i/>
+        </w:rPr>
+        <w:t xml:space="preserve">ICML</w:t>
+      </w:r>
+      <w:r>
+        <w:t xml:space="preserve">, 2023.</w:t>
+      </w:r>
+    </w:p>
+    <w:p>
+      <w:pPr>
+        <w:numPr>
+          <w:ilvl w:val="0"/>
+          <w:numId w:val="1006"/>
+        </w:numPr>
+        <w:pStyle w:val="Compact"/>
+      </w:pPr>
+      <w:r>
+        <w:t xml:space="preserve">B. Roark et al.,</w:t>
+      </w:r>
+      <w:r>
+        <w:t xml:space="preserve"> </w:t>
+      </w:r>
+      <w:r>
+        <w:t xml:space="preserve">“</w:t>
+      </w:r>
+      <w:r>
+        <w:t xml:space="preserve">Processing South Asian Languages Written in the Latin Script: the Dakshina Dataset,</w:t>
+      </w:r>
+      <w:r>
+        <w:t xml:space="preserve">”</w:t>
+      </w:r>
+      <w:r>
+        <w:t xml:space="preserve"> </w:t>
+      </w:r>
+      <w:r>
+        <w:rPr>
+          <w:iCs/>
+          <w:i/>
+        </w:rPr>
+        <w:t xml:space="preserve">LREC</w:t>
+      </w:r>
+      <w:r>
+        <w:t xml:space="preserve">, 2020.</w:t>
+      </w:r>
+    </w:p>
+    <w:p>
+      <w:pPr>
+        <w:numPr>
+          <w:ilvl w:val="0"/>
+          <w:numId w:val="1006"/>
+        </w:numPr>
+        <w:pStyle w:val="Compact"/>
+      </w:pPr>
+      <w:r>
+        <w:t xml:space="preserve">PathNirvana Sinhala TTS dataset — github.com/pnfo/sinhala-tts-dataset; OpenSLR SLR30/SLR52 — openslr.org; Google language-resources — github.com/google/language-resources (all verified July 2026; measured statistics in the group’s</w:t>
       </w:r>
       <w:r>
         <w:t xml:space="preserve"> </w:t>
@@ -2464,11 +1845,10 @@
         <w:t xml:space="preserve"> </w:t>
       </w:r>
       <w:r>
-        <w:t xml:space="preserve">repository)</w:t>
-      </w:r>
-    </w:p>
-    <w:bookmarkEnd w:id="37"/>
-    <w:bookmarkEnd w:id="38"/>
+        <w:t xml:space="preserve">repository: github.com/DSEgrp18/Data_explore).</w:t>
+      </w:r>
+    </w:p>
+    <w:bookmarkEnd w:id="40"/>
     <w:sectPr/>
   </w:body>
 </w:document>
@@ -2773,6 +2153,15 @@
     </w:lvlOverride>
   </w:num>
   <w:num w:numId="1003">
+    <w:abstractNumId w:val="991"/>
+  </w:num>
+  <w:num w:numId="1004">
+    <w:abstractNumId w:val="991"/>
+  </w:num>
+  <w:num w:numId="1005">
+    <w:abstractNumId w:val="991"/>
+  </w:num>
+  <w:num w:numId="1006">
     <w:abstractNumId w:val="99411"/>
     <w:lvlOverride w:ilvl="0">
       <w:startOverride w:val="1"/>
@@ -2801,69 +2190,6 @@
     <w:lvlOverride w:ilvl="8">
       <w:startOverride w:val="1"/>
     </w:lvlOverride>
-  </w:num>
-  <w:num w:numId="1004">
-    <w:abstractNumId w:val="99411"/>
-    <w:lvlOverride w:ilvl="0">
-      <w:startOverride w:val="1"/>
-    </w:lvlOverride>
-    <w:lvlOverride w:ilvl="1">
-      <w:startOverride w:val="1"/>
-    </w:lvlOverride>
-    <w:lvlOverride w:ilvl="2">
-      <w:startOverride w:val="1"/>
-    </w:lvlOverride>
-    <w:lvlOverride w:ilvl="3">
-      <w:startOverride w:val="1"/>
-    </w:lvlOverride>
-    <w:lvlOverride w:ilvl="4">
-      <w:startOverride w:val="1"/>
-    </w:lvlOverride>
-    <w:lvlOverride w:ilvl="5">
-      <w:startOverride w:val="1"/>
-    </w:lvlOverride>
-    <w:lvlOverride w:ilvl="6">
-      <w:startOverride w:val="1"/>
-    </w:lvlOverride>
-    <w:lvlOverride w:ilvl="7">
-      <w:startOverride w:val="1"/>
-    </w:lvlOverride>
-    <w:lvlOverride w:ilvl="8">
-      <w:startOverride w:val="1"/>
-    </w:lvlOverride>
-  </w:num>
-  <w:num w:numId="1005">
-    <w:abstractNumId w:val="99411"/>
-    <w:lvlOverride w:ilvl="0">
-      <w:startOverride w:val="1"/>
-    </w:lvlOverride>
-    <w:lvlOverride w:ilvl="1">
-      <w:startOverride w:val="1"/>
-    </w:lvlOverride>
-    <w:lvlOverride w:ilvl="2">
-      <w:startOverride w:val="1"/>
-    </w:lvlOverride>
-    <w:lvlOverride w:ilvl="3">
-      <w:startOverride w:val="1"/>
-    </w:lvlOverride>
-    <w:lvlOverride w:ilvl="4">
-      <w:startOverride w:val="1"/>
-    </w:lvlOverride>
-    <w:lvlOverride w:ilvl="5">
-      <w:startOverride w:val="1"/>
-    </w:lvlOverride>
-    <w:lvlOverride w:ilvl="6">
-      <w:startOverride w:val="1"/>
-    </w:lvlOverride>
-    <w:lvlOverride w:ilvl="7">
-      <w:startOverride w:val="1"/>
-    </w:lvlOverride>
-    <w:lvlOverride w:ilvl="8">
-      <w:startOverride w:val="1"/>
-    </w:lvlOverride>
-  </w:num>
-  <w:num w:numId="1006">
-    <w:abstractNumId w:val="991"/>
   </w:num>
 </w:numbering>
 </file>
